--- a/templates/PSA.docx
+++ b/templates/PSA.docx
@@ -1,6 +1,6 @@
 
 <file path=word/document.xml><?xml version="1.0" encoding="utf-8"?>
-<w:document xmlns:wpc="http://schemas.microsoft.com/office/word/2010/wordprocessingCanvas" xmlns:cx="http://schemas.microsoft.com/office/drawing/2014/chartex" xmlns:cx1="http://schemas.microsoft.com/office/drawing/2015/9/8/chartex" xmlns:cx2="http://schemas.microsoft.com/office/drawing/2015/10/21/chartex" xmlns:cx3="http://schemas.microsoft.com/office/drawing/2016/5/9/chartex" xmlns:cx4="http://schemas.microsoft.com/office/drawing/2016/5/10/chartex" xmlns:cx5="http://schemas.microsoft.com/office/drawing/2016/5/11/chartex" xmlns:cx6="http://schemas.microsoft.com/office/drawing/2016/5/12/chartex" xmlns:cx7="http://schemas.microsoft.com/office/drawing/2016/5/13/chartex" xmlns:cx8="http://schemas.microsoft.com/office/drawing/2016/5/14/chartex" xmlns:mc="http://schemas.openxmlformats.org/markup-compatibility/2006" xmlns:m="http://schemas.openxmlformats.org/officeDocument/2006/math" xmlns:aink="http://schemas.microsoft.com/office/drawing/2016/ink" xmlns:am3d="http://schemas.microsoft.com/office/drawing/2017/model3d" xmlns:oel="http://schemas.microsoft.com/office/2019/extlst" xmlns:r="http://schemas.openxmlformats.org/officeDocument/2006/relationships" xmlns:wp14="http://schemas.microsoft.com/office/word/2010/wordprocessingDrawing" xmlns:wp="http://schemas.openxmlformats.org/drawingml/2006/wordprocessingDrawing" xmlns:wpg="http://schemas.microsoft.com/office/word/2010/wordprocessingGroup" xmlns:wpi="http://schemas.microsoft.com/office/word/2010/wordprocessingInk" xmlns:wps="http://schemas.microsoft.com/office/word/2010/wordprocessingShape" xmlns:o="urn:schemas-microsoft-com:office:office" xmlns:v="urn:schemas-microsoft-com:vml" xmlns:w10="urn:schemas-microsoft-com:office:word" xmlns:w="http://schemas.openxmlformats.org/wordprocessingml/2006/main" xmlns:w14="http://schemas.microsoft.com/office/word/2010/wordml" xmlns:w15="http://schemas.microsoft.com/office/word/2012/wordml" xmlns:w16cei="http://schemas.microsoft.com/office/word/2026/wordml/cei" xmlns:w16cex="http://schemas.microsoft.com/office/word/2018/wordml/cex" xmlns:w16cid="http://schemas.microsoft.com/office/word/2016/wordml/cid" xmlns:w16="http://schemas.microsoft.com/office/word/2018/wordml" xmlns:w16sdtdh="http://schemas.microsoft.com/office/word/2020/wordml/sdtdatahash" xmlns:w16sdtfl="http://schemas.microsoft.com/office/word/2024/wordml/sdtformatlock" xmlns:w16se="http://schemas.microsoft.com/office/word/2015/wordml/symex" xmlns:w16du="http://schemas.microsoft.com/office/word/2023/wordml/word16du" xmlns:wne="http://schemas.microsoft.com/office/word/2006/wordml" mc:Ignorable="w14 w15 w16se w16cid w16 w16cex w16sdtdh w16sdtfl w16du wp14">
+<w:document xmlns:a="http://schemas.openxmlformats.org/drawingml/2006/main" xmlns:mc="http://schemas.openxmlformats.org/markup-compatibility/2006" xmlns:ns11="urn:schemas-microsoft-com:office:word" xmlns:ns7="http://schemas.microsoft.com/office/word/2010/wordprocessingShape" xmlns:ns8="http://schemas.microsoft.com/office/drawing/2010/main" xmlns:o="urn:schemas-microsoft-com:office:office" xmlns:r="http://schemas.openxmlformats.org/officeDocument/2006/relationships" xmlns:v="urn:schemas-microsoft-com:vml" xmlns:w="http://schemas.openxmlformats.org/wordprocessingml/2006/main" xmlns:w14="http://schemas.microsoft.com/office/word/2010/wordml" xmlns:wp="http://schemas.openxmlformats.org/drawingml/2006/wordprocessingDrawing" xmlns:wp14="http://schemas.microsoft.com/office/word/2010/wordprocessingDrawing" mc:Ignorable="w14 w15 w16se w16cid w16 w16cex w16sdtdh w16sdtfl w16du wp14">
   <w:body>
     <w:p>
       <w:pPr>
@@ -108,7 +108,7 @@
           <w:sz w:val="20"/>
           <w:u w:val="single"/>
         </w:rPr>
-        <w:t>Same Day Home Solutions</w:t>
+        <w:t>{{COMPANY_NAME}}</w:t>
       </w:r>
       <w:r>
         <w:rPr>
@@ -5349,15 +5349,15 @@
                 <wp:wrapTopAndBottom/>
                 <wp:docPr id="472591723" name="docshape6"/>
                 <wp:cNvGraphicFramePr>
-                  <a:graphicFrameLocks xmlns:a="http://schemas.openxmlformats.org/drawingml/2006/main"/>
+                  <a:graphicFrameLocks/>
                 </wp:cNvGraphicFramePr>
-                <a:graphic xmlns:a="http://schemas.openxmlformats.org/drawingml/2006/main">
+                <a:graphic>
                   <a:graphicData uri="http://schemas.microsoft.com/office/word/2010/wordprocessingShape">
-                    <wps:wsp>
-                      <wps:cNvSpPr>
+                    <ns7:wsp>
+                      <ns7:cNvSpPr>
                         <a:spLocks/>
-                      </wps:cNvSpPr>
-                      <wps:spPr bwMode="auto">
+                      </ns7:cNvSpPr>
+                      <ns7:spPr bwMode="auto">
                         <a:xfrm>
                           <a:off x="0" y="0"/>
                           <a:ext cx="5904865" cy="1270"/>
@@ -5403,18 +5403,18 @@
                         </a:ln>
                         <a:extLst>
                           <a:ext uri="{909E8E84-426E-40DD-AFC4-6F175D3DCCD1}">
-                            <a14:hiddenFill xmlns:a14="http://schemas.microsoft.com/office/drawing/2010/main">
+                            <ns8:hiddenFill>
                               <a:solidFill>
                                 <a:srgbClr val="FFFFFF"/>
                               </a:solidFill>
-                            </a14:hiddenFill>
+                            </ns8:hiddenFill>
                           </a:ext>
                         </a:extLst>
-                      </wps:spPr>
-                      <wps:bodyPr rot="0" vert="horz" wrap="square" lIns="91440" tIns="45720" rIns="91440" bIns="45720" anchor="t" anchorCtr="0" upright="1">
+                      </ns7:spPr>
+                      <ns7:bodyPr rot="0" vert="horz" wrap="square" lIns="91440" tIns="45720" rIns="91440" bIns="45720" anchor="t" anchorCtr="0" upright="1">
                         <a:noAutofit/>
-                      </wps:bodyPr>
-                    </wps:wsp>
+                      </ns7:bodyPr>
+                    </ns7:wsp>
                   </a:graphicData>
                 </a:graphic>
                 <wp14:sizeRelH relativeFrom="page">
@@ -5430,7 +5430,7 @@
             <w:pict>
               <v:shape w14:anchorId="306DDF24" id="docshape6" o:spid="_x0000_s1026" style="position:absolute;margin-left:71.25pt;margin-top:13.35pt;width:464.95pt;height:.1pt;z-index:-15728640;visibility:visible;mso-wrap-style:square;mso-width-percent:0;mso-height-percent:0;mso-wrap-distance-left:0;mso-wrap-distance-top:0;mso-wrap-distance-right:0;mso-wrap-distance-bottom:0;mso-position-horizontal:absolute;mso-position-horizontal-relative:page;mso-position-vertical:absolute;mso-position-vertical-relative:text;mso-width-percent:0;mso-height-percent:0;mso-width-relative:page;mso-height-relative:page;v-text-anchor:top" coordsize="9299,1270" o:gfxdata="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" path="m,l9299,e" filled="f" strokeweight=".14431mm">
                 <v:path arrowok="t" o:connecttype="custom" o:connectlocs="0,0;5904865,0" o:connectangles="0,0"/>
-                <w10:wrap type="topAndBottom" anchorx="page"/>
+                <ns11:wrap type="topAndBottom" anchorx="page"/>
               </v:shape>
             </w:pict>
           </mc:Fallback>
@@ -5456,15 +5456,15 @@
                 <wp:wrapTopAndBottom/>
                 <wp:docPr id="38247633" name="docshape7"/>
                 <wp:cNvGraphicFramePr>
-                  <a:graphicFrameLocks xmlns:a="http://schemas.openxmlformats.org/drawingml/2006/main"/>
+                  <a:graphicFrameLocks/>
                 </wp:cNvGraphicFramePr>
-                <a:graphic xmlns:a="http://schemas.openxmlformats.org/drawingml/2006/main">
+                <a:graphic>
                   <a:graphicData uri="http://schemas.microsoft.com/office/word/2010/wordprocessingShape">
-                    <wps:wsp>
-                      <wps:cNvSpPr>
+                    <ns7:wsp>
+                      <ns7:cNvSpPr>
                         <a:spLocks/>
-                      </wps:cNvSpPr>
-                      <wps:spPr bwMode="auto">
+                      </ns7:cNvSpPr>
+                      <ns7:spPr bwMode="auto">
                         <a:xfrm>
                           <a:off x="0" y="0"/>
                           <a:ext cx="5904865" cy="1270"/>
@@ -5510,18 +5510,18 @@
                         </a:ln>
                         <a:extLst>
                           <a:ext uri="{909E8E84-426E-40DD-AFC4-6F175D3DCCD1}">
-                            <a14:hiddenFill xmlns:a14="http://schemas.microsoft.com/office/drawing/2010/main">
+                            <ns8:hiddenFill>
                               <a:solidFill>
                                 <a:srgbClr val="FFFFFF"/>
                               </a:solidFill>
-                            </a14:hiddenFill>
+                            </ns8:hiddenFill>
                           </a:ext>
                         </a:extLst>
-                      </wps:spPr>
-                      <wps:bodyPr rot="0" vert="horz" wrap="square" lIns="91440" tIns="45720" rIns="91440" bIns="45720" anchor="t" anchorCtr="0" upright="1">
+                      </ns7:spPr>
+                      <ns7:bodyPr rot="0" vert="horz" wrap="square" lIns="91440" tIns="45720" rIns="91440" bIns="45720" anchor="t" anchorCtr="0" upright="1">
                         <a:noAutofit/>
-                      </wps:bodyPr>
-                    </wps:wsp>
+                      </ns7:bodyPr>
+                    </ns7:wsp>
                   </a:graphicData>
                 </a:graphic>
                 <wp14:sizeRelH relativeFrom="page">
@@ -5537,7 +5537,7 @@
             <w:pict>
               <v:shape w14:anchorId="4B316FD1" id="docshape7" o:spid="_x0000_s1026" style="position:absolute;margin-left:71.25pt;margin-top:24.85pt;width:464.95pt;height:.1pt;z-index:-15728128;visibility:visible;mso-wrap-style:square;mso-width-percent:0;mso-height-percent:0;mso-wrap-distance-left:0;mso-wrap-distance-top:0;mso-wrap-distance-right:0;mso-wrap-distance-bottom:0;mso-position-horizontal:absolute;mso-position-horizontal-relative:page;mso-position-vertical:absolute;mso-position-vertical-relative:text;mso-width-percent:0;mso-height-percent:0;mso-width-relative:page;mso-height-relative:page;v-text-anchor:top" coordsize="9299,1270" o:gfxdata="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" path="m,l9299,e" filled="f" strokeweight=".14431mm">
                 <v:path arrowok="t" o:connecttype="custom" o:connectlocs="0,0;5904865,0" o:connectangles="0,0"/>
-                <w10:wrap type="topAndBottom" anchorx="page"/>
+                <ns11:wrap type="topAndBottom" anchorx="page"/>
               </v:shape>
             </w:pict>
           </mc:Fallback>
@@ -5563,15 +5563,15 @@
                 <wp:wrapTopAndBottom/>
                 <wp:docPr id="1607019792" name="docshape8"/>
                 <wp:cNvGraphicFramePr>
-                  <a:graphicFrameLocks xmlns:a="http://schemas.openxmlformats.org/drawingml/2006/main"/>
+                  <a:graphicFrameLocks/>
                 </wp:cNvGraphicFramePr>
-                <a:graphic xmlns:a="http://schemas.openxmlformats.org/drawingml/2006/main">
+                <a:graphic>
                   <a:graphicData uri="http://schemas.microsoft.com/office/word/2010/wordprocessingShape">
-                    <wps:wsp>
-                      <wps:cNvSpPr>
+                    <ns7:wsp>
+                      <ns7:cNvSpPr>
                         <a:spLocks/>
-                      </wps:cNvSpPr>
-                      <wps:spPr bwMode="auto">
+                      </ns7:cNvSpPr>
+                      <ns7:spPr bwMode="auto">
                         <a:xfrm>
                           <a:off x="0" y="0"/>
                           <a:ext cx="5904865" cy="1270"/>
@@ -5617,18 +5617,18 @@
                         </a:ln>
                         <a:extLst>
                           <a:ext uri="{909E8E84-426E-40DD-AFC4-6F175D3DCCD1}">
-                            <a14:hiddenFill xmlns:a14="http://schemas.microsoft.com/office/drawing/2010/main">
+                            <ns8:hiddenFill>
                               <a:solidFill>
                                 <a:srgbClr val="FFFFFF"/>
                               </a:solidFill>
-                            </a14:hiddenFill>
+                            </ns8:hiddenFill>
                           </a:ext>
                         </a:extLst>
-                      </wps:spPr>
-                      <wps:bodyPr rot="0" vert="horz" wrap="square" lIns="91440" tIns="45720" rIns="91440" bIns="45720" anchor="t" anchorCtr="0" upright="1">
+                      </ns7:spPr>
+                      <ns7:bodyPr rot="0" vert="horz" wrap="square" lIns="91440" tIns="45720" rIns="91440" bIns="45720" anchor="t" anchorCtr="0" upright="1">
                         <a:noAutofit/>
-                      </wps:bodyPr>
-                    </wps:wsp>
+                      </ns7:bodyPr>
+                    </ns7:wsp>
                   </a:graphicData>
                 </a:graphic>
                 <wp14:sizeRelH relativeFrom="page">
@@ -5644,7 +5644,7 @@
             <w:pict>
               <v:shape w14:anchorId="1F61932E" id="docshape8" o:spid="_x0000_s1026" style="position:absolute;margin-left:71.25pt;margin-top:36.35pt;width:464.95pt;height:.1pt;z-index:-15727616;visibility:visible;mso-wrap-style:square;mso-width-percent:0;mso-height-percent:0;mso-wrap-distance-left:0;mso-wrap-distance-top:0;mso-wrap-distance-right:0;mso-wrap-distance-bottom:0;mso-position-horizontal:absolute;mso-position-horizontal-relative:page;mso-position-vertical:absolute;mso-position-vertical-relative:text;mso-width-percent:0;mso-height-percent:0;mso-width-relative:page;mso-height-relative:page;v-text-anchor:top" coordsize="9299,1270" o:gfxdata="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" path="m,l9299,e" filled="f" strokeweight=".14431mm">
                 <v:path arrowok="t" o:connecttype="custom" o:connectlocs="0,0;5904865,0" o:connectangles="0,0"/>
-                <w10:wrap type="topAndBottom" anchorx="page"/>
+                <ns11:wrap type="topAndBottom" anchorx="page"/>
               </v:shape>
             </w:pict>
           </mc:Fallback>

--- a/templates/PSA.docx
+++ b/templates/PSA.docx
@@ -1,8 +1,8 @@
 
 <file path=word/document.xml><?xml version="1.0" encoding="utf-8"?>
-<w:document xmlns:a="http://schemas.openxmlformats.org/drawingml/2006/main" xmlns:mc="http://schemas.openxmlformats.org/markup-compatibility/2006" xmlns:ns11="urn:schemas-microsoft-com:office:word" xmlns:ns7="http://schemas.microsoft.com/office/word/2010/wordprocessingShape" xmlns:ns8="http://schemas.microsoft.com/office/drawing/2010/main" xmlns:o="urn:schemas-microsoft-com:office:office" xmlns:r="http://schemas.openxmlformats.org/officeDocument/2006/relationships" xmlns:v="urn:schemas-microsoft-com:vml" xmlns:w="http://schemas.openxmlformats.org/wordprocessingml/2006/main" xmlns:w14="http://schemas.microsoft.com/office/word/2010/wordml" xmlns:wp="http://schemas.openxmlformats.org/drawingml/2006/wordprocessingDrawing" xmlns:wp14="http://schemas.microsoft.com/office/word/2010/wordprocessingDrawing" mc:Ignorable="w14 w15 w16se w16cid w16 w16cex w16sdtdh w16sdtfl w16du wp14">
+<w:document xmlns:ns1="http://schemas.openxmlformats.org/markup-compatibility/2006" xmlns:ns10="urn:schemas-microsoft-com:office:office" xmlns:ns11="urn:schemas-microsoft-com:office:word" xmlns:ns2="http://schemas.microsoft.com/office/word/2010/wordml" xmlns:ns3="http://schemas.openxmlformats.org/officeDocument/2006/relationships" xmlns:ns4="http://schemas.openxmlformats.org/drawingml/2006/wordprocessingDrawing" xmlns:ns5="http://schemas.microsoft.com/office/word/2010/wordprocessingDrawing" xmlns:ns6="http://schemas.openxmlformats.org/drawingml/2006/main" xmlns:ns7="http://schemas.microsoft.com/office/word/2010/wordprocessingShape" xmlns:ns8="http://schemas.microsoft.com/office/drawing/2010/main" xmlns:ns9="urn:schemas-microsoft-com:vml" xmlns:w="http://schemas.openxmlformats.org/wordprocessingml/2006/main" ns1:Ignorable="w14 w15 w16se w16cid w16 w16cex w16sdtdh w16sdtfl w16du wp14">
   <w:body>
-    <w:p>
+    <w:p ns2:paraId="39C78451" ns2:textId="77777777">
       <w:pPr>
         <w:pStyle w:val="Heading1"/>
       </w:pPr>
@@ -49,7 +49,7 @@
         <w:t>ESTATE</w:t>
       </w:r>
     </w:p>
-    <w:p>
+    <w:p ns2:paraId="362BE9B3" ns2:textId="4614F26A">
       <w:pPr>
         <w:spacing w:before="104" w:line="247" w:lineRule="auto"/>
         <w:ind w:left="369" w:right="350" w:hanging="10"/>
@@ -116,7 +116,7 @@
           <w:sz w:val="20"/>
           <w:u w:val="single"/>
         </w:rPr>
-        <w:t xml:space="preserve"> LLC</w:t>
+        <w:t xml:space="preserve"/>
       </w:r>
       <w:r>
         <w:rPr>
@@ -147,13 +147,13 @@
         <w:t>to as the “Parties”.</w:t>
       </w:r>
     </w:p>
-    <w:p>
+    <w:p ns2:paraId="524CC86C" ns2:textId="77777777">
       <w:pPr>
         <w:pStyle w:val="BodyText"/>
         <w:spacing w:before="22"/>
       </w:pPr>
     </w:p>
-    <w:p>
+    <w:p ns2:paraId="66B1AA07" ns2:textId="77777777">
       <w:pPr>
         <w:pStyle w:val="BodyText"/>
         <w:spacing w:before="1"/>
@@ -297,13 +297,13 @@
         <w:t>of:</w:t>
       </w:r>
     </w:p>
-    <w:p>
+    <w:p ns2:paraId="48D4C3BB" ns2:textId="77777777">
       <w:pPr>
         <w:pStyle w:val="BodyText"/>
         <w:spacing w:before="32"/>
       </w:pPr>
     </w:p>
-    <w:p>
+    <w:p ns2:paraId="46BD9B47" ns2:textId="77777777">
       <w:pPr>
         <w:pStyle w:val="Heading2"/>
         <w:spacing w:before="1"/>
@@ -313,7 +313,7 @@
         <w:t>{{PROPERTY_ADDRESS}}</w:t>
       </w:r>
     </w:p>
-    <w:p>
+    <w:p ns2:paraId="4AA015E9" ns2:textId="77777777">
       <w:pPr>
         <w:pStyle w:val="BodyText"/>
         <w:spacing w:before="71"/>
@@ -323,7 +323,7 @@
         </w:rPr>
       </w:pPr>
     </w:p>
-    <w:p>
+    <w:p ns2:paraId="7A756F85" ns2:textId="77777777">
       <w:pPr>
         <w:pStyle w:val="BodyText"/>
         <w:spacing w:line="249" w:lineRule="auto"/>
@@ -646,7 +646,7 @@
         <w:t>and other permanently attached items now on premises.</w:t>
       </w:r>
     </w:p>
-    <w:p>
+    <w:p ns2:paraId="7909402E" ns2:textId="77777777">
       <w:pPr>
         <w:tabs>
           <w:tab w:val="left" w:pos="3573"/>
@@ -828,7 +828,7 @@
         <w:t>follows:</w:t>
       </w:r>
     </w:p>
-    <w:p>
+    <w:p ns2:paraId="4F46017A" ns2:textId="77777777">
       <w:pPr>
         <w:tabs>
           <w:tab w:val="left" w:pos="3664"/>
@@ -951,7 +951,7 @@
         <w:t>Deposit.</w:t>
       </w:r>
     </w:p>
-    <w:p>
+    <w:p ns2:paraId="7F2CF48D" ns2:textId="77777777">
       <w:pPr>
         <w:pStyle w:val="BodyText"/>
         <w:spacing w:line="360" w:lineRule="auto"/>
@@ -1066,7 +1066,7 @@
         <w:t>(COE).</w:t>
       </w:r>
     </w:p>
-    <w:p>
+    <w:p ns2:paraId="4E60FE44" ns2:textId="77777777">
       <w:pPr>
         <w:pStyle w:val="Heading2"/>
         <w:numPr>
@@ -1097,7 +1097,7 @@
         <w:t>COSTS</w:t>
       </w:r>
     </w:p>
-    <w:p>
+    <w:p ns2:paraId="7A07460D" ns2:textId="77777777">
       <w:pPr>
         <w:spacing w:before="53"/>
         <w:ind w:left="690"/>
@@ -1357,7 +1357,7 @@
         <w:t>Buyer.</w:t>
       </w:r>
     </w:p>
-    <w:p>
+    <w:p ns2:paraId="04174847" ns2:textId="77777777">
       <w:pPr>
         <w:pStyle w:val="Heading2"/>
         <w:numPr>
@@ -1378,7 +1378,7 @@
         <w:t>ENCUMBRANCES</w:t>
       </w:r>
     </w:p>
-    <w:p>
+    <w:p ns2:paraId="0C3C8052" ns2:textId="77777777">
       <w:pPr>
         <w:spacing w:before="53"/>
         <w:ind w:left="690"/>
@@ -1625,7 +1625,7 @@
         <w:t>Seller.</w:t>
       </w:r>
     </w:p>
-    <w:p>
+    <w:p ns2:paraId="081389EE" ns2:textId="77777777">
       <w:pPr>
         <w:pStyle w:val="Heading2"/>
         <w:numPr>
@@ -1659,7 +1659,7 @@
         <w:t>PRORATION</w:t>
       </w:r>
     </w:p>
-    <w:p>
+    <w:p ns2:paraId="709F3584" ns2:textId="77777777">
       <w:pPr>
         <w:pStyle w:val="BodyText"/>
         <w:spacing w:before="53" w:line="247" w:lineRule="auto"/>
@@ -1850,7 +1850,7 @@
         <w:t>for the year of CLOSE, based on the County Assessor’s most recent valuation information and tax bill, shall be prorated and paid by Seller and Buyer as of the CLOSE.</w:t>
       </w:r>
     </w:p>
-    <w:p>
+    <w:p ns2:paraId="26D502CA" ns2:textId="77777777">
       <w:pPr>
         <w:pStyle w:val="Heading2"/>
         <w:numPr>
@@ -1891,7 +1891,7 @@
         <w:t>ESCROW</w:t>
       </w:r>
     </w:p>
-    <w:p>
+    <w:p ns2:paraId="321103F5" ns2:textId="5B48BE33">
       <w:pPr>
         <w:pStyle w:val="BodyText"/>
         <w:tabs>
@@ -2208,7 +2208,7 @@
         <w:t>property.</w:t>
       </w:r>
     </w:p>
-    <w:p>
+    <w:p ns2:paraId="1A521C94" ns2:textId="77777777">
       <w:pPr>
         <w:pStyle w:val="Heading2"/>
         <w:numPr>
@@ -2255,7 +2255,7 @@
         <w:t>DEPOSIT</w:t>
       </w:r>
     </w:p>
-    <w:p>
+    <w:p ns2:paraId="5B1F0825" ns2:textId="77777777">
       <w:pPr>
         <w:pStyle w:val="BodyText"/>
         <w:spacing w:before="53"/>
@@ -2349,7 +2349,7 @@
         <w:t>Attorney.</w:t>
       </w:r>
     </w:p>
-    <w:p>
+    <w:p ns2:paraId="50885DFD" ns2:textId="77777777">
       <w:pPr>
         <w:pStyle w:val="Heading2"/>
         <w:numPr>
@@ -2383,7 +2383,7 @@
         <w:t>PERIOD</w:t>
       </w:r>
     </w:p>
-    <w:p>
+    <w:p ns2:paraId="766D7987" ns2:textId="1F9AE939">
       <w:pPr>
         <w:pStyle w:val="BodyText"/>
         <w:spacing w:before="53" w:line="249" w:lineRule="auto"/>
@@ -2465,7 +2465,7 @@
         <w:t>ection period will begin once Buyer’s representative has provided Buyer current, approved pictures of the property. Buyer, in Buyer’s sole and absolute discretion, may through written notice to Seller, cancel this Contract during the Inspection Period and obtain a return of the Earnest Money Deposit. Buyer wants to make sure that the house is in the condition the seller explained.</w:t>
       </w:r>
     </w:p>
-    <w:p>
+    <w:p ns2:paraId="51F5A006" ns2:textId="77777777">
       <w:pPr>
         <w:pStyle w:val="Heading2"/>
         <w:numPr>
@@ -2536,7 +2536,7 @@
         <w:t>PROPERTY</w:t>
       </w:r>
     </w:p>
-    <w:p>
+    <w:p ns2:paraId="5708DB39" ns2:textId="77777777">
       <w:pPr>
         <w:pStyle w:val="BodyText"/>
         <w:spacing w:before="54" w:line="249" w:lineRule="auto"/>
@@ -2547,7 +2547,7 @@
         <w:t>From the Effective Date through COE Seller grants permission to access Property to Buyer, and will make the Property reasonably available to Buyer and to Buyer’s representatives, inspectors, partners, realtors, assignees, property managers, and authorized individuals to conduct walkthroughs and inspections of the Property.</w:t>
       </w:r>
     </w:p>
-    <w:p>
+    <w:p ns2:paraId="09CEF9C5" ns2:textId="77777777">
       <w:pPr>
         <w:pStyle w:val="Heading2"/>
         <w:numPr>
@@ -2595,7 +2595,7 @@
         <w:t>PREMISE</w:t>
       </w:r>
     </w:p>
-    <w:p>
+    <w:p ns2:paraId="6450A8CC" ns2:textId="77777777">
       <w:pPr>
         <w:pStyle w:val="BodyText"/>
         <w:spacing w:before="53" w:line="249" w:lineRule="auto"/>
@@ -2615,7 +2615,7 @@
         <w:t>VACANT</w:t>
       </w:r>
     </w:p>
-    <w:p>
+    <w:p ns2:paraId="056876BA" ns2:textId="77777777">
       <w:pPr>
         <w:pStyle w:val="BodyText"/>
         <w:spacing w:line="249" w:lineRule="auto"/>
@@ -2623,7 +2623,7 @@
           <w:b/>
         </w:rPr>
         <w:sectPr>
-          <w:footerReference w:type="default" r:id="rId7"/>
+          <w:footerReference w:type="default" ns3:id="rId7"/>
           <w:type w:val="continuous"/>
           <w:pgSz w:w="12240" w:h="15840"/>
           <w:pgMar w:top="1380" w:right="1080" w:bottom="1580" w:left="1080" w:header="0" w:footer="1397" w:gutter="0"/>
@@ -2632,7 +2632,7 @@
         </w:sectPr>
       </w:pPr>
     </w:p>
-    <w:p>
+    <w:p ns2:paraId="139F5E2B" ns2:textId="77777777">
       <w:pPr>
         <w:pStyle w:val="Heading2"/>
         <w:numPr>
@@ -2665,7 +2665,7 @@
         <w:t>DOCUMENTS</w:t>
       </w:r>
     </w:p>
-    <w:p>
+    <w:p ns2:paraId="63EC4B9F" ns2:textId="77777777">
       <w:pPr>
         <w:pStyle w:val="BodyText"/>
         <w:spacing w:before="48" w:line="249" w:lineRule="auto"/>
@@ -2820,7 +2820,7 @@
         <w:t>(“Title Report”); and (b) copies of all documents referenced as exceptions therein (together with the Title Report, the “Title Documents”).</w:t>
       </w:r>
     </w:p>
-    <w:p>
+    <w:p ns2:paraId="7B1DEED8" ns2:textId="77777777">
       <w:pPr>
         <w:pStyle w:val="Heading2"/>
         <w:numPr>
@@ -2879,7 +2879,7 @@
         <w:t>EXTENSIONS</w:t>
       </w:r>
     </w:p>
-    <w:p>
+    <w:p ns2:paraId="4660DDBD" ns2:textId="77777777">
       <w:pPr>
         <w:pStyle w:val="BodyText"/>
         <w:spacing w:before="54" w:line="249" w:lineRule="auto"/>
@@ -3250,7 +3250,7 @@
         <w:t>of Buyer whereas all earnest monies to be refunded to buyer.</w:t>
       </w:r>
     </w:p>
-    <w:p>
+    <w:p ns2:paraId="0D276C83" ns2:textId="77777777">
       <w:pPr>
         <w:pStyle w:val="Heading2"/>
         <w:numPr>
@@ -3282,7 +3282,7 @@
         <w:t>INSURANCE</w:t>
       </w:r>
     </w:p>
-    <w:p>
+    <w:p ns2:paraId="3C7A90B1" ns2:textId="77777777">
       <w:pPr>
         <w:pStyle w:val="BodyText"/>
         <w:spacing w:before="53"/>
@@ -3385,7 +3385,7 @@
         <w:t>insurable.</w:t>
       </w:r>
     </w:p>
-    <w:p>
+    <w:p ns2:paraId="450DAB7F" ns2:textId="77777777">
       <w:pPr>
         <w:pStyle w:val="Heading2"/>
         <w:numPr>
@@ -3431,7 +3431,7 @@
         <w:t>WARRANTIES</w:t>
       </w:r>
     </w:p>
-    <w:p>
+    <w:p ns2:paraId="3878EEC5" ns2:textId="77777777">
       <w:pPr>
         <w:pStyle w:val="ListParagraph"/>
         <w:numPr>
@@ -3715,7 +3715,7 @@
         <w:t>carry out its obligations hereunder.</w:t>
       </w:r>
     </w:p>
-    <w:p>
+    <w:p ns2:paraId="126CC7EC" ns2:textId="36AEFC23">
       <w:pPr>
         <w:pStyle w:val="ListParagraph"/>
         <w:numPr>
@@ -3973,7 +3973,7 @@
         <w:t>condition as of the Effective Date.</w:t>
       </w:r>
     </w:p>
-    <w:p>
+    <w:p ns2:paraId="723E5FBB" ns2:textId="77777777">
       <w:pPr>
         <w:pStyle w:val="ListParagraph"/>
         <w:numPr>
@@ -3997,7 +3997,7 @@
         <w:t>Seller acknowledges, agrees and understands that any personal property left on the Property after COE will convey to Buyer and may be disposed of by Buyer at Buyer’s discretion.</w:t>
       </w:r>
     </w:p>
-    <w:p>
+    <w:p ns2:paraId="5DEB6F36" ns2:textId="77777777">
       <w:pPr>
         <w:pStyle w:val="Heading2"/>
         <w:numPr>
@@ -4029,7 +4029,7 @@
         <w:t>DISCLOSURE</w:t>
       </w:r>
     </w:p>
-    <w:p>
+    <w:p ns2:paraId="2C164236" ns2:textId="77777777">
       <w:pPr>
         <w:pStyle w:val="BodyText"/>
         <w:spacing w:before="54"/>
@@ -4213,7 +4213,7 @@
         <w:t>principal.</w:t>
       </w:r>
     </w:p>
-    <w:p>
+    <w:p ns2:paraId="6CF6D20E" ns2:textId="77777777">
       <w:pPr>
         <w:pStyle w:val="Heading2"/>
         <w:numPr>
@@ -4260,7 +4260,7 @@
         <w:t>SELLER</w:t>
       </w:r>
     </w:p>
-    <w:p>
+    <w:p ns2:paraId="53E54504" ns2:textId="77777777">
       <w:pPr>
         <w:pStyle w:val="BodyText"/>
         <w:spacing w:before="54" w:line="247" w:lineRule="auto"/>
@@ -4460,7 +4460,7 @@
         <w:t>specific performance and/or damages.</w:t>
       </w:r>
     </w:p>
-    <w:p>
+    <w:p ns2:paraId="1D9593E1" ns2:textId="77777777">
       <w:pPr>
         <w:pStyle w:val="Heading2"/>
         <w:numPr>
@@ -4507,7 +4507,7 @@
         <w:t>BUYER</w:t>
       </w:r>
     </w:p>
-    <w:p>
+    <w:p ns2:paraId="0E56E806" ns2:textId="77777777">
       <w:pPr>
         <w:pStyle w:val="BodyText"/>
         <w:spacing w:before="48"/>
@@ -4646,7 +4646,7 @@
         <w:t>damages.</w:t>
       </w:r>
     </w:p>
-    <w:p>
+    <w:p ns2:paraId="370FD405" ns2:textId="77777777">
       <w:pPr>
         <w:pStyle w:val="Heading2"/>
         <w:numPr>
@@ -4706,7 +4706,7 @@
         <w:t>REPRESENTATIONS</w:t>
       </w:r>
     </w:p>
-    <w:p>
+    <w:p ns2:paraId="7545933D" ns2:textId="77777777">
       <w:pPr>
         <w:spacing w:before="48" w:line="249" w:lineRule="auto"/>
         <w:ind w:left="690"/>
@@ -5111,7 +5111,7 @@
         <w:t>IN</w:t>
       </w:r>
     </w:p>
-    <w:p>
+    <w:p ns2:paraId="092E79AF" ns2:textId="77777777">
       <w:pPr>
         <w:pStyle w:val="BodyText"/>
         <w:spacing w:before="12" w:line="244" w:lineRule="auto"/>
@@ -5248,13 +5248,13 @@
         <w:t>This Contract may be amended or modified only by an agreement in writing signed by Buyer and Seller.</w:t>
       </w:r>
     </w:p>
-    <w:p>
+    <w:p ns2:paraId="56FEDF0D" ns2:textId="77777777">
       <w:pPr>
         <w:pStyle w:val="BodyText"/>
         <w:spacing w:before="141"/>
       </w:pPr>
     </w:p>
-    <w:p>
+    <w:p ns2:paraId="0ABFE392" ns2:textId="77777777">
       <w:pPr>
         <w:pStyle w:val="Heading2"/>
         <w:numPr>
@@ -5313,7 +5313,7 @@
         <w:t>CONDITIONS</w:t>
       </w:r>
     </w:p>
-    <w:p>
+    <w:p ns2:paraId="7E8A1673" ns2:textId="77777777">
       <w:pPr>
         <w:pStyle w:val="BodyText"/>
         <w:spacing w:before="49" w:line="249" w:lineRule="auto"/>
@@ -5324,7 +5324,7 @@
         <w:t>If there is a conflict between these Additional Terms and Conditions and any other term of condition in this Contract, then the Addition Terms and Condition shall control.</w:t>
       </w:r>
     </w:p>
-    <w:p>
+    <w:p ns2:paraId="128C45BF" ns2:textId="77777777">
       <w:pPr>
         <w:pStyle w:val="BodyText"/>
         <w:spacing w:before="13"/>
@@ -5333,325 +5333,325 @@
         <w:rPr>
           <w:noProof/>
         </w:rPr>
-        <mc:AlternateContent>
-          <mc:Choice Requires="wps">
+        <ns1:AlternateContent>
+          <ns1:Choice Requires="wps">
             <w:drawing>
-              <wp:anchor distT="0" distB="0" distL="0" distR="0" simplePos="0" relativeHeight="487587840" behindDoc="1" locked="0" layoutInCell="1" allowOverlap="1" wp14:anchorId="1761A91B" wp14:editId="18A126E9">
-                <wp:simplePos x="0" y="0"/>
-                <wp:positionH relativeFrom="page">
-                  <wp:posOffset>904875</wp:posOffset>
-                </wp:positionH>
-                <wp:positionV relativeFrom="paragraph">
-                  <wp:posOffset>169545</wp:posOffset>
-                </wp:positionV>
-                <wp:extent cx="5904865" cy="1270"/>
-                <wp:effectExtent l="0" t="0" r="13335" b="11430"/>
-                <wp:wrapTopAndBottom/>
-                <wp:docPr id="472591723" name="docshape6"/>
-                <wp:cNvGraphicFramePr>
-                  <a:graphicFrameLocks/>
-                </wp:cNvGraphicFramePr>
-                <a:graphic>
-                  <a:graphicData uri="http://schemas.microsoft.com/office/word/2010/wordprocessingShape">
+              <ns4:anchor distT="0" distB="0" distL="0" distR="0" simplePos="0" relativeHeight="487587840" behindDoc="1" locked="0" layoutInCell="1" allowOverlap="1" ns5:anchorId="1761A91B" ns5:editId="18A126E9">
+                <ns4:simplePos x="0" y="0"/>
+                <ns4:positionH relativeFrom="page">
+                  <ns4:posOffset>904875</ns4:posOffset>
+                </ns4:positionH>
+                <ns4:positionV relativeFrom="paragraph">
+                  <ns4:posOffset>169545</ns4:posOffset>
+                </ns4:positionV>
+                <ns4:extent cx="5904865" cy="1270"/>
+                <ns4:effectExtent l="0" t="0" r="13335" b="11430"/>
+                <ns4:wrapTopAndBottom/>
+                <ns4:docPr id="472591723" name="docshape6"/>
+                <ns4:cNvGraphicFramePr>
+                  <ns6:graphicFrameLocks/>
+                </ns4:cNvGraphicFramePr>
+                <ns6:graphic>
+                  <ns6:graphicData uri="http://schemas.microsoft.com/office/word/2010/wordprocessingShape">
                     <ns7:wsp>
                       <ns7:cNvSpPr>
-                        <a:spLocks/>
+                        <ns6:spLocks/>
                       </ns7:cNvSpPr>
                       <ns7:spPr bwMode="auto">
-                        <a:xfrm>
-                          <a:off x="0" y="0"/>
-                          <a:ext cx="5904865" cy="1270"/>
-                        </a:xfrm>
-                        <a:custGeom>
-                          <a:avLst/>
-                          <a:gdLst>
-                            <a:gd name="T0" fmla="+- 0 1425 1425"/>
-                            <a:gd name="T1" fmla="*/ T0 w 9299"/>
-                            <a:gd name="T2" fmla="+- 0 10724 1425"/>
-                            <a:gd name="T3" fmla="*/ T2 w 9299"/>
-                          </a:gdLst>
-                          <a:ahLst/>
-                          <a:cxnLst>
-                            <a:cxn ang="0">
-                              <a:pos x="T1" y="0"/>
-                            </a:cxn>
-                            <a:cxn ang="0">
-                              <a:pos x="T3" y="0"/>
-                            </a:cxn>
-                          </a:cxnLst>
-                          <a:rect l="0" t="0" r="r" b="b"/>
-                          <a:pathLst>
-                            <a:path w="9299">
-                              <a:moveTo>
-                                <a:pt x="0" y="0"/>
-                              </a:moveTo>
-                              <a:lnTo>
-                                <a:pt x="9299" y="0"/>
-                              </a:lnTo>
-                            </a:path>
-                          </a:pathLst>
-                        </a:custGeom>
-                        <a:noFill/>
-                        <a:ln w="5195">
-                          <a:solidFill>
-                            <a:srgbClr val="000000"/>
-                          </a:solidFill>
-                          <a:prstDash val="solid"/>
-                          <a:round/>
-                          <a:headEnd/>
-                          <a:tailEnd/>
-                        </a:ln>
-                        <a:extLst>
-                          <a:ext uri="{909E8E84-426E-40DD-AFC4-6F175D3DCCD1}">
+                        <ns6:xfrm>
+                          <ns6:off x="0" y="0"/>
+                          <ns6:ext cx="5904865" cy="1270"/>
+                        </ns6:xfrm>
+                        <ns6:custGeom>
+                          <ns6:avLst/>
+                          <ns6:gdLst>
+                            <ns6:gd name="T0" fmla="+- 0 1425 1425"/>
+                            <ns6:gd name="T1" fmla="*/ T0 w 9299"/>
+                            <ns6:gd name="T2" fmla="+- 0 10724 1425"/>
+                            <ns6:gd name="T3" fmla="*/ T2 w 9299"/>
+                          </ns6:gdLst>
+                          <ns6:ahLst/>
+                          <ns6:cxnLst>
+                            <ns6:cxn ang="0">
+                              <ns6:pos x="T1" y="0"/>
+                            </ns6:cxn>
+                            <ns6:cxn ang="0">
+                              <ns6:pos x="T3" y="0"/>
+                            </ns6:cxn>
+                          </ns6:cxnLst>
+                          <ns6:rect l="0" t="0" r="r" b="b"/>
+                          <ns6:pathLst>
+                            <ns6:path w="9299">
+                              <ns6:moveTo>
+                                <ns6:pt x="0" y="0"/>
+                              </ns6:moveTo>
+                              <ns6:lnTo>
+                                <ns6:pt x="9299" y="0"/>
+                              </ns6:lnTo>
+                            </ns6:path>
+                          </ns6:pathLst>
+                        </ns6:custGeom>
+                        <ns6:noFill/>
+                        <ns6:ln w="5195">
+                          <ns6:solidFill>
+                            <ns6:srgbClr val="000000"/>
+                          </ns6:solidFill>
+                          <ns6:prstDash val="solid"/>
+                          <ns6:round/>
+                          <ns6:headEnd/>
+                          <ns6:tailEnd/>
+                        </ns6:ln>
+                        <ns6:extLst>
+                          <ns6:ext uri="{909E8E84-426E-40DD-AFC4-6F175D3DCCD1}">
                             <ns8:hiddenFill>
-                              <a:solidFill>
-                                <a:srgbClr val="FFFFFF"/>
-                              </a:solidFill>
+                              <ns6:solidFill>
+                                <ns6:srgbClr val="FFFFFF"/>
+                              </ns6:solidFill>
                             </ns8:hiddenFill>
-                          </a:ext>
-                        </a:extLst>
+                          </ns6:ext>
+                        </ns6:extLst>
                       </ns7:spPr>
                       <ns7:bodyPr rot="0" vert="horz" wrap="square" lIns="91440" tIns="45720" rIns="91440" bIns="45720" anchor="t" anchorCtr="0" upright="1">
-                        <a:noAutofit/>
+                        <ns6:noAutofit/>
                       </ns7:bodyPr>
                     </ns7:wsp>
-                  </a:graphicData>
-                </a:graphic>
-                <wp14:sizeRelH relativeFrom="page">
-                  <wp14:pctWidth>0</wp14:pctWidth>
-                </wp14:sizeRelH>
-                <wp14:sizeRelV relativeFrom="page">
-                  <wp14:pctHeight>0</wp14:pctHeight>
-                </wp14:sizeRelV>
-              </wp:anchor>
+                  </ns6:graphicData>
+                </ns6:graphic>
+                <ns5:sizeRelH relativeFrom="page">
+                  <ns5:pctWidth>0</ns5:pctWidth>
+                </ns5:sizeRelH>
+                <ns5:sizeRelV relativeFrom="page">
+                  <ns5:pctHeight>0</ns5:pctHeight>
+                </ns5:sizeRelV>
+              </ns4:anchor>
             </w:drawing>
-          </mc:Choice>
-          <mc:Fallback>
+          </ns1:Choice>
+          <ns1:Fallback>
             <w:pict>
-              <v:shape w14:anchorId="306DDF24" id="docshape6" o:spid="_x0000_s1026" style="position:absolute;margin-left:71.25pt;margin-top:13.35pt;width:464.95pt;height:.1pt;z-index:-15728640;visibility:visible;mso-wrap-style:square;mso-width-percent:0;mso-height-percent:0;mso-wrap-distance-left:0;mso-wrap-distance-top:0;mso-wrap-distance-right:0;mso-wrap-distance-bottom:0;mso-position-horizontal:absolute;mso-position-horizontal-relative:page;mso-position-vertical:absolute;mso-position-vertical-relative:text;mso-width-percent:0;mso-height-percent:0;mso-width-relative:page;mso-height-relative:page;v-text-anchor:top" coordsize="9299,1270" o:gfxdata="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" path="m,l9299,e" filled="f" strokeweight=".14431mm">
-                <v:path arrowok="t" o:connecttype="custom" o:connectlocs="0,0;5904865,0" o:connectangles="0,0"/>
+              <ns9:shape ns2:anchorId="306DDF24" id="docshape6" ns10:spid="_x0000_s1026" style="position:absolute;margin-left:71.25pt;margin-top:13.35pt;width:464.95pt;height:.1pt;z-index:-15728640;visibility:visible;mso-wrap-style:square;mso-width-percent:0;mso-height-percent:0;mso-wrap-distance-left:0;mso-wrap-distance-top:0;mso-wrap-distance-right:0;mso-wrap-distance-bottom:0;mso-position-horizontal:absolute;mso-position-horizontal-relative:page;mso-position-vertical:absolute;mso-position-vertical-relative:text;mso-width-percent:0;mso-height-percent:0;mso-width-relative:page;mso-height-relative:page;v-text-anchor:top" coordsize="9299,1270" ns10:gfxdata="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" path="m,l9299,e" filled="f" strokeweight=".14431mm">
+                <ns9:path arrowok="t" ns10:connecttype="custom" ns10:connectlocs="0,0;5904865,0" ns10:connectangles="0,0"/>
                 <ns11:wrap type="topAndBottom" anchorx="page"/>
-              </v:shape>
+              </ns9:shape>
             </w:pict>
-          </mc:Fallback>
-        </mc:AlternateContent>
+          </ns1:Fallback>
+        </ns1:AlternateContent>
       </w:r>
       <w:r>
         <w:rPr>
           <w:noProof/>
         </w:rPr>
-        <mc:AlternateContent>
-          <mc:Choice Requires="wps">
+        <ns1:AlternateContent>
+          <ns1:Choice Requires="wps">
             <w:drawing>
-              <wp:anchor distT="0" distB="0" distL="0" distR="0" simplePos="0" relativeHeight="487588352" behindDoc="1" locked="0" layoutInCell="1" allowOverlap="1" wp14:anchorId="795E71A9" wp14:editId="373B695D">
-                <wp:simplePos x="0" y="0"/>
-                <wp:positionH relativeFrom="page">
-                  <wp:posOffset>904875</wp:posOffset>
-                </wp:positionH>
-                <wp:positionV relativeFrom="paragraph">
-                  <wp:posOffset>315595</wp:posOffset>
-                </wp:positionV>
-                <wp:extent cx="5904865" cy="1270"/>
-                <wp:effectExtent l="0" t="0" r="13335" b="11430"/>
-                <wp:wrapTopAndBottom/>
-                <wp:docPr id="38247633" name="docshape7"/>
-                <wp:cNvGraphicFramePr>
-                  <a:graphicFrameLocks/>
-                </wp:cNvGraphicFramePr>
-                <a:graphic>
-                  <a:graphicData uri="http://schemas.microsoft.com/office/word/2010/wordprocessingShape">
+              <ns4:anchor distT="0" distB="0" distL="0" distR="0" simplePos="0" relativeHeight="487588352" behindDoc="1" locked="0" layoutInCell="1" allowOverlap="1" ns5:anchorId="795E71A9" ns5:editId="373B695D">
+                <ns4:simplePos x="0" y="0"/>
+                <ns4:positionH relativeFrom="page">
+                  <ns4:posOffset>904875</ns4:posOffset>
+                </ns4:positionH>
+                <ns4:positionV relativeFrom="paragraph">
+                  <ns4:posOffset>315595</ns4:posOffset>
+                </ns4:positionV>
+                <ns4:extent cx="5904865" cy="1270"/>
+                <ns4:effectExtent l="0" t="0" r="13335" b="11430"/>
+                <ns4:wrapTopAndBottom/>
+                <ns4:docPr id="38247633" name="docshape7"/>
+                <ns4:cNvGraphicFramePr>
+                  <ns6:graphicFrameLocks/>
+                </ns4:cNvGraphicFramePr>
+                <ns6:graphic>
+                  <ns6:graphicData uri="http://schemas.microsoft.com/office/word/2010/wordprocessingShape">
                     <ns7:wsp>
                       <ns7:cNvSpPr>
-                        <a:spLocks/>
+                        <ns6:spLocks/>
                       </ns7:cNvSpPr>
                       <ns7:spPr bwMode="auto">
-                        <a:xfrm>
-                          <a:off x="0" y="0"/>
-                          <a:ext cx="5904865" cy="1270"/>
-                        </a:xfrm>
-                        <a:custGeom>
-                          <a:avLst/>
-                          <a:gdLst>
-                            <a:gd name="T0" fmla="+- 0 1425 1425"/>
-                            <a:gd name="T1" fmla="*/ T0 w 9299"/>
-                            <a:gd name="T2" fmla="+- 0 10724 1425"/>
-                            <a:gd name="T3" fmla="*/ T2 w 9299"/>
-                          </a:gdLst>
-                          <a:ahLst/>
-                          <a:cxnLst>
-                            <a:cxn ang="0">
-                              <a:pos x="T1" y="0"/>
-                            </a:cxn>
-                            <a:cxn ang="0">
-                              <a:pos x="T3" y="0"/>
-                            </a:cxn>
-                          </a:cxnLst>
-                          <a:rect l="0" t="0" r="r" b="b"/>
-                          <a:pathLst>
-                            <a:path w="9299">
-                              <a:moveTo>
-                                <a:pt x="0" y="0"/>
-                              </a:moveTo>
-                              <a:lnTo>
-                                <a:pt x="9299" y="0"/>
-                              </a:lnTo>
-                            </a:path>
-                          </a:pathLst>
-                        </a:custGeom>
-                        <a:noFill/>
-                        <a:ln w="5195">
-                          <a:solidFill>
-                            <a:srgbClr val="000000"/>
-                          </a:solidFill>
-                          <a:prstDash val="solid"/>
-                          <a:round/>
-                          <a:headEnd/>
-                          <a:tailEnd/>
-                        </a:ln>
-                        <a:extLst>
-                          <a:ext uri="{909E8E84-426E-40DD-AFC4-6F175D3DCCD1}">
+                        <ns6:xfrm>
+                          <ns6:off x="0" y="0"/>
+                          <ns6:ext cx="5904865" cy="1270"/>
+                        </ns6:xfrm>
+                        <ns6:custGeom>
+                          <ns6:avLst/>
+                          <ns6:gdLst>
+                            <ns6:gd name="T0" fmla="+- 0 1425 1425"/>
+                            <ns6:gd name="T1" fmla="*/ T0 w 9299"/>
+                            <ns6:gd name="T2" fmla="+- 0 10724 1425"/>
+                            <ns6:gd name="T3" fmla="*/ T2 w 9299"/>
+                          </ns6:gdLst>
+                          <ns6:ahLst/>
+                          <ns6:cxnLst>
+                            <ns6:cxn ang="0">
+                              <ns6:pos x="T1" y="0"/>
+                            </ns6:cxn>
+                            <ns6:cxn ang="0">
+                              <ns6:pos x="T3" y="0"/>
+                            </ns6:cxn>
+                          </ns6:cxnLst>
+                          <ns6:rect l="0" t="0" r="r" b="b"/>
+                          <ns6:pathLst>
+                            <ns6:path w="9299">
+                              <ns6:moveTo>
+                                <ns6:pt x="0" y="0"/>
+                              </ns6:moveTo>
+                              <ns6:lnTo>
+                                <ns6:pt x="9299" y="0"/>
+                              </ns6:lnTo>
+                            </ns6:path>
+                          </ns6:pathLst>
+                        </ns6:custGeom>
+                        <ns6:noFill/>
+                        <ns6:ln w="5195">
+                          <ns6:solidFill>
+                            <ns6:srgbClr val="000000"/>
+                          </ns6:solidFill>
+                          <ns6:prstDash val="solid"/>
+                          <ns6:round/>
+                          <ns6:headEnd/>
+                          <ns6:tailEnd/>
+                        </ns6:ln>
+                        <ns6:extLst>
+                          <ns6:ext uri="{909E8E84-426E-40DD-AFC4-6F175D3DCCD1}">
                             <ns8:hiddenFill>
-                              <a:solidFill>
-                                <a:srgbClr val="FFFFFF"/>
-                              </a:solidFill>
+                              <ns6:solidFill>
+                                <ns6:srgbClr val="FFFFFF"/>
+                              </ns6:solidFill>
                             </ns8:hiddenFill>
-                          </a:ext>
-                        </a:extLst>
+                          </ns6:ext>
+                        </ns6:extLst>
                       </ns7:spPr>
                       <ns7:bodyPr rot="0" vert="horz" wrap="square" lIns="91440" tIns="45720" rIns="91440" bIns="45720" anchor="t" anchorCtr="0" upright="1">
-                        <a:noAutofit/>
+                        <ns6:noAutofit/>
                       </ns7:bodyPr>
                     </ns7:wsp>
-                  </a:graphicData>
-                </a:graphic>
-                <wp14:sizeRelH relativeFrom="page">
-                  <wp14:pctWidth>0</wp14:pctWidth>
-                </wp14:sizeRelH>
-                <wp14:sizeRelV relativeFrom="page">
-                  <wp14:pctHeight>0</wp14:pctHeight>
-                </wp14:sizeRelV>
-              </wp:anchor>
+                  </ns6:graphicData>
+                </ns6:graphic>
+                <ns5:sizeRelH relativeFrom="page">
+                  <ns5:pctWidth>0</ns5:pctWidth>
+                </ns5:sizeRelH>
+                <ns5:sizeRelV relativeFrom="page">
+                  <ns5:pctHeight>0</ns5:pctHeight>
+                </ns5:sizeRelV>
+              </ns4:anchor>
             </w:drawing>
-          </mc:Choice>
-          <mc:Fallback>
+          </ns1:Choice>
+          <ns1:Fallback>
             <w:pict>
-              <v:shape w14:anchorId="4B316FD1" id="docshape7" o:spid="_x0000_s1026" style="position:absolute;margin-left:71.25pt;margin-top:24.85pt;width:464.95pt;height:.1pt;z-index:-15728128;visibility:visible;mso-wrap-style:square;mso-width-percent:0;mso-height-percent:0;mso-wrap-distance-left:0;mso-wrap-distance-top:0;mso-wrap-distance-right:0;mso-wrap-distance-bottom:0;mso-position-horizontal:absolute;mso-position-horizontal-relative:page;mso-position-vertical:absolute;mso-position-vertical-relative:text;mso-width-percent:0;mso-height-percent:0;mso-width-relative:page;mso-height-relative:page;v-text-anchor:top" coordsize="9299,1270" o:gfxdata="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" path="m,l9299,e" filled="f" strokeweight=".14431mm">
-                <v:path arrowok="t" o:connecttype="custom" o:connectlocs="0,0;5904865,0" o:connectangles="0,0"/>
+              <ns9:shape ns2:anchorId="4B316FD1" id="docshape7" ns10:spid="_x0000_s1026" style="position:absolute;margin-left:71.25pt;margin-top:24.85pt;width:464.95pt;height:.1pt;z-index:-15728128;visibility:visible;mso-wrap-style:square;mso-width-percent:0;mso-height-percent:0;mso-wrap-distance-left:0;mso-wrap-distance-top:0;mso-wrap-distance-right:0;mso-wrap-distance-bottom:0;mso-position-horizontal:absolute;mso-position-horizontal-relative:page;mso-position-vertical:absolute;mso-position-vertical-relative:text;mso-width-percent:0;mso-height-percent:0;mso-width-relative:page;mso-height-relative:page;v-text-anchor:top" coordsize="9299,1270" ns10:gfxdata="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" path="m,l9299,e" filled="f" strokeweight=".14431mm">
+                <ns9:path arrowok="t" ns10:connecttype="custom" ns10:connectlocs="0,0;5904865,0" ns10:connectangles="0,0"/>
                 <ns11:wrap type="topAndBottom" anchorx="page"/>
-              </v:shape>
+              </ns9:shape>
             </w:pict>
-          </mc:Fallback>
-        </mc:AlternateContent>
+          </ns1:Fallback>
+        </ns1:AlternateContent>
       </w:r>
       <w:r>
         <w:rPr>
           <w:noProof/>
         </w:rPr>
-        <mc:AlternateContent>
-          <mc:Choice Requires="wps">
+        <ns1:AlternateContent>
+          <ns1:Choice Requires="wps">
             <w:drawing>
-              <wp:anchor distT="0" distB="0" distL="0" distR="0" simplePos="0" relativeHeight="487588864" behindDoc="1" locked="0" layoutInCell="1" allowOverlap="1" wp14:anchorId="7D45F01F" wp14:editId="7F19BF35">
-                <wp:simplePos x="0" y="0"/>
-                <wp:positionH relativeFrom="page">
-                  <wp:posOffset>904875</wp:posOffset>
-                </wp:positionH>
-                <wp:positionV relativeFrom="paragraph">
-                  <wp:posOffset>461645</wp:posOffset>
-                </wp:positionV>
-                <wp:extent cx="5904865" cy="1270"/>
-                <wp:effectExtent l="0" t="0" r="13335" b="11430"/>
-                <wp:wrapTopAndBottom/>
-                <wp:docPr id="1607019792" name="docshape8"/>
-                <wp:cNvGraphicFramePr>
-                  <a:graphicFrameLocks/>
-                </wp:cNvGraphicFramePr>
-                <a:graphic>
-                  <a:graphicData uri="http://schemas.microsoft.com/office/word/2010/wordprocessingShape">
+              <ns4:anchor distT="0" distB="0" distL="0" distR="0" simplePos="0" relativeHeight="487588864" behindDoc="1" locked="0" layoutInCell="1" allowOverlap="1" ns5:anchorId="7D45F01F" ns5:editId="7F19BF35">
+                <ns4:simplePos x="0" y="0"/>
+                <ns4:positionH relativeFrom="page">
+                  <ns4:posOffset>904875</ns4:posOffset>
+                </ns4:positionH>
+                <ns4:positionV relativeFrom="paragraph">
+                  <ns4:posOffset>461645</ns4:posOffset>
+                </ns4:positionV>
+                <ns4:extent cx="5904865" cy="1270"/>
+                <ns4:effectExtent l="0" t="0" r="13335" b="11430"/>
+                <ns4:wrapTopAndBottom/>
+                <ns4:docPr id="1607019792" name="docshape8"/>
+                <ns4:cNvGraphicFramePr>
+                  <ns6:graphicFrameLocks/>
+                </ns4:cNvGraphicFramePr>
+                <ns6:graphic>
+                  <ns6:graphicData uri="http://schemas.microsoft.com/office/word/2010/wordprocessingShape">
                     <ns7:wsp>
                       <ns7:cNvSpPr>
-                        <a:spLocks/>
+                        <ns6:spLocks/>
                       </ns7:cNvSpPr>
                       <ns7:spPr bwMode="auto">
-                        <a:xfrm>
-                          <a:off x="0" y="0"/>
-                          <a:ext cx="5904865" cy="1270"/>
-                        </a:xfrm>
-                        <a:custGeom>
-                          <a:avLst/>
-                          <a:gdLst>
-                            <a:gd name="T0" fmla="+- 0 1425 1425"/>
-                            <a:gd name="T1" fmla="*/ T0 w 9299"/>
-                            <a:gd name="T2" fmla="+- 0 10724 1425"/>
-                            <a:gd name="T3" fmla="*/ T2 w 9299"/>
-                          </a:gdLst>
-                          <a:ahLst/>
-                          <a:cxnLst>
-                            <a:cxn ang="0">
-                              <a:pos x="T1" y="0"/>
-                            </a:cxn>
-                            <a:cxn ang="0">
-                              <a:pos x="T3" y="0"/>
-                            </a:cxn>
-                          </a:cxnLst>
-                          <a:rect l="0" t="0" r="r" b="b"/>
-                          <a:pathLst>
-                            <a:path w="9299">
-                              <a:moveTo>
-                                <a:pt x="0" y="0"/>
-                              </a:moveTo>
-                              <a:lnTo>
-                                <a:pt x="9299" y="0"/>
-                              </a:lnTo>
-                            </a:path>
-                          </a:pathLst>
-                        </a:custGeom>
-                        <a:noFill/>
-                        <a:ln w="5195">
-                          <a:solidFill>
-                            <a:srgbClr val="000000"/>
-                          </a:solidFill>
-                          <a:prstDash val="solid"/>
-                          <a:round/>
-                          <a:headEnd/>
-                          <a:tailEnd/>
-                        </a:ln>
-                        <a:extLst>
-                          <a:ext uri="{909E8E84-426E-40DD-AFC4-6F175D3DCCD1}">
+                        <ns6:xfrm>
+                          <ns6:off x="0" y="0"/>
+                          <ns6:ext cx="5904865" cy="1270"/>
+                        </ns6:xfrm>
+                        <ns6:custGeom>
+                          <ns6:avLst/>
+                          <ns6:gdLst>
+                            <ns6:gd name="T0" fmla="+- 0 1425 1425"/>
+                            <ns6:gd name="T1" fmla="*/ T0 w 9299"/>
+                            <ns6:gd name="T2" fmla="+- 0 10724 1425"/>
+                            <ns6:gd name="T3" fmla="*/ T2 w 9299"/>
+                          </ns6:gdLst>
+                          <ns6:ahLst/>
+                          <ns6:cxnLst>
+                            <ns6:cxn ang="0">
+                              <ns6:pos x="T1" y="0"/>
+                            </ns6:cxn>
+                            <ns6:cxn ang="0">
+                              <ns6:pos x="T3" y="0"/>
+                            </ns6:cxn>
+                          </ns6:cxnLst>
+                          <ns6:rect l="0" t="0" r="r" b="b"/>
+                          <ns6:pathLst>
+                            <ns6:path w="9299">
+                              <ns6:moveTo>
+                                <ns6:pt x="0" y="0"/>
+                              </ns6:moveTo>
+                              <ns6:lnTo>
+                                <ns6:pt x="9299" y="0"/>
+                              </ns6:lnTo>
+                            </ns6:path>
+                          </ns6:pathLst>
+                        </ns6:custGeom>
+                        <ns6:noFill/>
+                        <ns6:ln w="5195">
+                          <ns6:solidFill>
+                            <ns6:srgbClr val="000000"/>
+                          </ns6:solidFill>
+                          <ns6:prstDash val="solid"/>
+                          <ns6:round/>
+                          <ns6:headEnd/>
+                          <ns6:tailEnd/>
+                        </ns6:ln>
+                        <ns6:extLst>
+                          <ns6:ext uri="{909E8E84-426E-40DD-AFC4-6F175D3DCCD1}">
                             <ns8:hiddenFill>
-                              <a:solidFill>
-                                <a:srgbClr val="FFFFFF"/>
-                              </a:solidFill>
+                              <ns6:solidFill>
+                                <ns6:srgbClr val="FFFFFF"/>
+                              </ns6:solidFill>
                             </ns8:hiddenFill>
-                          </a:ext>
-                        </a:extLst>
+                          </ns6:ext>
+                        </ns6:extLst>
                       </ns7:spPr>
                       <ns7:bodyPr rot="0" vert="horz" wrap="square" lIns="91440" tIns="45720" rIns="91440" bIns="45720" anchor="t" anchorCtr="0" upright="1">
-                        <a:noAutofit/>
+                        <ns6:noAutofit/>
                       </ns7:bodyPr>
                     </ns7:wsp>
-                  </a:graphicData>
-                </a:graphic>
-                <wp14:sizeRelH relativeFrom="page">
-                  <wp14:pctWidth>0</wp14:pctWidth>
-                </wp14:sizeRelH>
-                <wp14:sizeRelV relativeFrom="page">
-                  <wp14:pctHeight>0</wp14:pctHeight>
-                </wp14:sizeRelV>
-              </wp:anchor>
+                  </ns6:graphicData>
+                </ns6:graphic>
+                <ns5:sizeRelH relativeFrom="page">
+                  <ns5:pctWidth>0</ns5:pctWidth>
+                </ns5:sizeRelH>
+                <ns5:sizeRelV relativeFrom="page">
+                  <ns5:pctHeight>0</ns5:pctHeight>
+                </ns5:sizeRelV>
+              </ns4:anchor>
             </w:drawing>
-          </mc:Choice>
-          <mc:Fallback>
+          </ns1:Choice>
+          <ns1:Fallback>
             <w:pict>
-              <v:shape w14:anchorId="1F61932E" id="docshape8" o:spid="_x0000_s1026" style="position:absolute;margin-left:71.25pt;margin-top:36.35pt;width:464.95pt;height:.1pt;z-index:-15727616;visibility:visible;mso-wrap-style:square;mso-width-percent:0;mso-height-percent:0;mso-wrap-distance-left:0;mso-wrap-distance-top:0;mso-wrap-distance-right:0;mso-wrap-distance-bottom:0;mso-position-horizontal:absolute;mso-position-horizontal-relative:page;mso-position-vertical:absolute;mso-position-vertical-relative:text;mso-width-percent:0;mso-height-percent:0;mso-width-relative:page;mso-height-relative:page;v-text-anchor:top" coordsize="9299,1270" o:gfxdata="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" path="m,l9299,e" filled="f" strokeweight=".14431mm">
-                <v:path arrowok="t" o:connecttype="custom" o:connectlocs="0,0;5904865,0" o:connectangles="0,0"/>
+              <ns9:shape ns2:anchorId="1F61932E" id="docshape8" ns10:spid="_x0000_s1026" style="position:absolute;margin-left:71.25pt;margin-top:36.35pt;width:464.95pt;height:.1pt;z-index:-15727616;visibility:visible;mso-wrap-style:square;mso-width-percent:0;mso-height-percent:0;mso-wrap-distance-left:0;mso-wrap-distance-top:0;mso-wrap-distance-right:0;mso-wrap-distance-bottom:0;mso-position-horizontal:absolute;mso-position-horizontal-relative:page;mso-position-vertical:absolute;mso-position-vertical-relative:text;mso-width-percent:0;mso-height-percent:0;mso-width-relative:page;mso-height-relative:page;v-text-anchor:top" coordsize="9299,1270" ns10:gfxdata="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" path="m,l9299,e" filled="f" strokeweight=".14431mm">
+                <ns9:path arrowok="t" ns10:connecttype="custom" ns10:connectlocs="0,0;5904865,0" ns10:connectangles="0,0"/>
                 <ns11:wrap type="topAndBottom" anchorx="page"/>
-              </v:shape>
+              </ns9:shape>
             </w:pict>
-          </mc:Fallback>
-        </mc:AlternateContent>
+          </ns1:Fallback>
+        </ns1:AlternateContent>
       </w:r>
     </w:p>
-    <w:p>
+    <w:p ns2:paraId="2A5C6F8E" ns2:textId="77777777">
       <w:pPr>
         <w:pStyle w:val="BodyText"/>
         <w:spacing w:before="6"/>
@@ -5660,7 +5660,7 @@
         </w:rPr>
       </w:pPr>
     </w:p>
-    <w:p>
+    <w:p ns2:paraId="373052C8" ns2:textId="77777777">
       <w:pPr>
         <w:pStyle w:val="BodyText"/>
         <w:spacing w:before="6"/>
@@ -5669,7 +5669,7 @@
         </w:rPr>
       </w:pPr>
     </w:p>
-    <w:p>
+    <w:p ns2:paraId="53E4A556" ns2:textId="77777777">
       <w:pPr>
         <w:pStyle w:val="BodyText"/>
         <w:rPr>
@@ -5682,7 +5682,7 @@
         </w:sectPr>
       </w:pPr>
     </w:p>
-    <w:p>
+    <w:p ns2:paraId="05A7B68D" ns2:textId="77777777">
       <w:pPr>
         <w:pStyle w:val="BodyText"/>
         <w:spacing w:before="65"/>
@@ -5831,23 +5831,23 @@
         <w:t>below.</w:t>
       </w:r>
     </w:p>
-    <w:p>
+    <w:p ns2:paraId="0E12FEB1" ns2:textId="77777777">
       <w:pPr>
         <w:pStyle w:val="BodyText"/>
       </w:pPr>
     </w:p>
-    <w:p>
+    <w:p ns2:paraId="09C17A03" ns2:textId="77777777">
       <w:pPr>
         <w:pStyle w:val="BodyText"/>
       </w:pPr>
     </w:p>
-    <w:p>
+    <w:p ns2:paraId="5E7270EC" ns2:textId="77777777">
       <w:pPr>
         <w:pStyle w:val="BodyText"/>
         <w:spacing w:before="69"/>
       </w:pPr>
     </w:p>
-    <w:p>
+    <w:p ns2:paraId="6762F189" ns2:textId="77777777">
       <w:pPr>
         <w:ind w:left="360"/>
         <w:rPr>
@@ -5918,18 +5918,18 @@
         <w:t>BUYER</w:t>
       </w:r>
     </w:p>
-    <w:p>
+    <w:p ns2:paraId="59D912DF" ns2:textId="77777777">
       <w:pPr>
         <w:pStyle w:val="BodyText"/>
       </w:pPr>
     </w:p>
-    <w:p>
+    <w:p ns2:paraId="77B5E9BF" ns2:textId="77777777">
       <w:pPr>
         <w:pStyle w:val="BodyText"/>
         <w:spacing w:before="188"/>
       </w:pPr>
     </w:p>
-    <w:p>
+    <w:p ns2:paraId="18D54471" ns2:textId="77777777">
       <w:pPr>
         <w:tabs>
           <w:tab w:val="left" w:pos="2222"/>
@@ -5977,23 +5977,23 @@
         <w:tab/>
       </w:r>
     </w:p>
-    <w:p>
+    <w:p ns2:paraId="48AF66DC" ns2:textId="77777777">
       <w:pPr>
         <w:pStyle w:val="BodyText"/>
       </w:pPr>
     </w:p>
-    <w:p>
+    <w:p ns2:paraId="0C09EE86" ns2:textId="77777777">
       <w:pPr>
         <w:pStyle w:val="BodyText"/>
       </w:pPr>
     </w:p>
-    <w:p>
+    <w:p ns2:paraId="74105408" ns2:textId="77777777">
       <w:pPr>
         <w:pStyle w:val="BodyText"/>
         <w:spacing w:before="26"/>
       </w:pPr>
     </w:p>
-    <w:p>
+    <w:p ns2:paraId="3174B071" ns2:textId="77777777">
       <w:pPr>
         <w:ind w:left="360"/>
         <w:rPr>
@@ -6064,23 +6064,23 @@
         <w:t>SELLER</w:t>
       </w:r>
     </w:p>
-    <w:p>
+    <w:p ns2:paraId="64A1AA5A" ns2:textId="77777777">
       <w:pPr>
         <w:pStyle w:val="BodyText"/>
       </w:pPr>
     </w:p>
-    <w:p>
+    <w:p ns2:paraId="29112D97" ns2:textId="77777777">
       <w:pPr>
         <w:pStyle w:val="BodyText"/>
       </w:pPr>
     </w:p>
-    <w:p>
+    <w:p ns2:paraId="130ECD1B" ns2:textId="77777777">
       <w:pPr>
         <w:pStyle w:val="BodyText"/>
         <w:spacing w:before="174"/>
       </w:pPr>
     </w:p>
-    <w:p>
+    <w:p ns2:paraId="39DF30B8" ns2:textId="77777777">
       <w:pPr>
         <w:tabs>
           <w:tab w:val="left" w:pos="2608"/>
@@ -6128,7 +6128,7 @@
         <w:tab/>
       </w:r>
     </w:p>
-    <w:p>
+    <w:p ns2:paraId="5E91B88C" ns2:textId="644D5E83">
       <w:pPr>
         <w:spacing w:before="157"/>
         <w:ind w:left="2726"/>

--- a/templates/PSA.docx
+++ b/templates/PSA.docx
@@ -1,8 +1,8 @@
 
 <file path=word/document.xml><?xml version="1.0" encoding="utf-8"?>
-<w:document xmlns:ns1="http://schemas.openxmlformats.org/markup-compatibility/2006" xmlns:ns10="urn:schemas-microsoft-com:office:office" xmlns:ns11="urn:schemas-microsoft-com:office:word" xmlns:ns2="http://schemas.microsoft.com/office/word/2010/wordml" xmlns:ns3="http://schemas.openxmlformats.org/officeDocument/2006/relationships" xmlns:ns4="http://schemas.openxmlformats.org/drawingml/2006/wordprocessingDrawing" xmlns:ns5="http://schemas.microsoft.com/office/word/2010/wordprocessingDrawing" xmlns:ns6="http://schemas.openxmlformats.org/drawingml/2006/main" xmlns:ns7="http://schemas.microsoft.com/office/word/2010/wordprocessingShape" xmlns:ns8="http://schemas.microsoft.com/office/drawing/2010/main" xmlns:ns9="urn:schemas-microsoft-com:vml" xmlns:w="http://schemas.openxmlformats.org/wordprocessingml/2006/main" ns1:Ignorable="w14 w15 w16se w16cid w16 w16cex w16sdtdh w16sdtfl w16du wp14">
+<w:document xmlns:wpc="http://schemas.microsoft.com/office/word/2010/wordprocessingCanvas" xmlns:cx="http://schemas.microsoft.com/office/drawing/2014/chartex" xmlns:cx1="http://schemas.microsoft.com/office/drawing/2015/9/8/chartex" xmlns:cx2="http://schemas.microsoft.com/office/drawing/2015/10/21/chartex" xmlns:cx3="http://schemas.microsoft.com/office/drawing/2016/5/9/chartex" xmlns:cx4="http://schemas.microsoft.com/office/drawing/2016/5/10/chartex" xmlns:cx5="http://schemas.microsoft.com/office/drawing/2016/5/11/chartex" xmlns:cx6="http://schemas.microsoft.com/office/drawing/2016/5/12/chartex" xmlns:cx7="http://schemas.microsoft.com/office/drawing/2016/5/13/chartex" xmlns:cx8="http://schemas.microsoft.com/office/drawing/2016/5/14/chartex" xmlns:mc="http://schemas.openxmlformats.org/markup-compatibility/2006" xmlns:m="http://schemas.openxmlformats.org/officeDocument/2006/math" xmlns:aink="http://schemas.microsoft.com/office/drawing/2016/ink" xmlns:am3d="http://schemas.microsoft.com/office/drawing/2017/model3d" xmlns:oel="http://schemas.microsoft.com/office/2019/extlst" xmlns:r="http://schemas.openxmlformats.org/officeDocument/2006/relationships" xmlns:wp14="http://schemas.microsoft.com/office/word/2010/wordprocessingDrawing" xmlns:wp="http://schemas.openxmlformats.org/drawingml/2006/wordprocessingDrawing" xmlns:wpg="http://schemas.microsoft.com/office/word/2010/wordprocessingGroup" xmlns:wpi="http://schemas.microsoft.com/office/word/2010/wordprocessingInk" xmlns:wps="http://schemas.microsoft.com/office/word/2010/wordprocessingShape" xmlns:o="urn:schemas-microsoft-com:office:office" xmlns:v="urn:schemas-microsoft-com:vml" xmlns:w10="urn:schemas-microsoft-com:office:word" xmlns:w="http://schemas.openxmlformats.org/wordprocessingml/2006/main" xmlns:w14="http://schemas.microsoft.com/office/word/2010/wordml" xmlns:w15="http://schemas.microsoft.com/office/word/2012/wordml" xmlns:w16cex="http://schemas.microsoft.com/office/word/2018/wordml/cex" xmlns:w16cid="http://schemas.microsoft.com/office/word/2016/wordml/cid" xmlns:w16="http://schemas.microsoft.com/office/word/2018/wordml" xmlns:w16sdtdh="http://schemas.microsoft.com/office/word/2020/wordml/sdtdatahash" xmlns:w16sdtfl="http://schemas.microsoft.com/office/word/2024/wordml/sdtformatlock" xmlns:w16se="http://schemas.microsoft.com/office/word/2015/wordml/symex" xmlns:w16du="http://schemas.microsoft.com/office/word/2023/wordml/word16du" xmlns:wne="http://schemas.microsoft.com/office/word/2006/wordml" mc:Ignorable="w14 w15 w16se w16cid w16 w16cex w16sdtdh w16sdtfl w16du wp14">
   <w:body>
-    <w:p ns2:paraId="39C78451" ns2:textId="77777777">
+    <w:p>
       <w:pPr>
         <w:pStyle w:val="Heading1"/>
       </w:pPr>
@@ -49,7 +49,7 @@
         <w:t>ESTATE</w:t>
       </w:r>
     </w:p>
-    <w:p ns2:paraId="362BE9B3" ns2:textId="4614F26A">
+    <w:p>
       <w:pPr>
         <w:spacing w:before="104" w:line="247" w:lineRule="auto"/>
         <w:ind w:left="369" w:right="350" w:hanging="10"/>
@@ -112,14 +112,6 @@
       </w:r>
       <w:r>
         <w:rPr>
-          <w:b/>
-          <w:sz w:val="20"/>
-          <w:u w:val="single"/>
-        </w:rPr>
-        <w:t xml:space="preserve"/>
-      </w:r>
-      <w:r>
-        <w:rPr>
           <w:bCs/>
           <w:sz w:val="20"/>
         </w:rPr>
@@ -147,13 +139,13 @@
         <w:t>to as the “Parties”.</w:t>
       </w:r>
     </w:p>
-    <w:p ns2:paraId="524CC86C" ns2:textId="77777777">
+    <w:p>
       <w:pPr>
         <w:pStyle w:val="BodyText"/>
         <w:spacing w:before="22"/>
       </w:pPr>
     </w:p>
-    <w:p ns2:paraId="66B1AA07" ns2:textId="77777777">
+    <w:p>
       <w:pPr>
         <w:pStyle w:val="BodyText"/>
         <w:spacing w:before="1"/>
@@ -297,13 +289,13 @@
         <w:t>of:</w:t>
       </w:r>
     </w:p>
-    <w:p ns2:paraId="48D4C3BB" ns2:textId="77777777">
+    <w:p>
       <w:pPr>
         <w:pStyle w:val="BodyText"/>
         <w:spacing w:before="32"/>
       </w:pPr>
     </w:p>
-    <w:p ns2:paraId="46BD9B47" ns2:textId="77777777">
+    <w:p>
       <w:pPr>
         <w:pStyle w:val="Heading2"/>
         <w:spacing w:before="1"/>
@@ -313,7 +305,7 @@
         <w:t>{{PROPERTY_ADDRESS}}</w:t>
       </w:r>
     </w:p>
-    <w:p ns2:paraId="4AA015E9" ns2:textId="77777777">
+    <w:p>
       <w:pPr>
         <w:pStyle w:val="BodyText"/>
         <w:spacing w:before="71"/>
@@ -323,7 +315,7 @@
         </w:rPr>
       </w:pPr>
     </w:p>
-    <w:p ns2:paraId="7A756F85" ns2:textId="77777777">
+    <w:p>
       <w:pPr>
         <w:pStyle w:val="BodyText"/>
         <w:spacing w:line="249" w:lineRule="auto"/>
@@ -646,7 +638,7 @@
         <w:t>and other permanently attached items now on premises.</w:t>
       </w:r>
     </w:p>
-    <w:p ns2:paraId="7909402E" ns2:textId="77777777">
+    <w:p>
       <w:pPr>
         <w:tabs>
           <w:tab w:val="left" w:pos="3573"/>
@@ -828,7 +820,7 @@
         <w:t>follows:</w:t>
       </w:r>
     </w:p>
-    <w:p ns2:paraId="4F46017A" ns2:textId="77777777">
+    <w:p>
       <w:pPr>
         <w:tabs>
           <w:tab w:val="left" w:pos="3664"/>
@@ -951,7 +943,7 @@
         <w:t>Deposit.</w:t>
       </w:r>
     </w:p>
-    <w:p ns2:paraId="7F2CF48D" ns2:textId="77777777">
+    <w:p>
       <w:pPr>
         <w:pStyle w:val="BodyText"/>
         <w:spacing w:line="360" w:lineRule="auto"/>
@@ -1066,7 +1058,7 @@
         <w:t>(COE).</w:t>
       </w:r>
     </w:p>
-    <w:p ns2:paraId="4E60FE44" ns2:textId="77777777">
+    <w:p>
       <w:pPr>
         <w:pStyle w:val="Heading2"/>
         <w:numPr>
@@ -1097,7 +1089,7 @@
         <w:t>COSTS</w:t>
       </w:r>
     </w:p>
-    <w:p ns2:paraId="7A07460D" ns2:textId="77777777">
+    <w:p>
       <w:pPr>
         <w:spacing w:before="53"/>
         <w:ind w:left="690"/>
@@ -1357,7 +1349,7 @@
         <w:t>Buyer.</w:t>
       </w:r>
     </w:p>
-    <w:p ns2:paraId="04174847" ns2:textId="77777777">
+    <w:p>
       <w:pPr>
         <w:pStyle w:val="Heading2"/>
         <w:numPr>
@@ -1378,7 +1370,7 @@
         <w:t>ENCUMBRANCES</w:t>
       </w:r>
     </w:p>
-    <w:p ns2:paraId="0C3C8052" ns2:textId="77777777">
+    <w:p>
       <w:pPr>
         <w:spacing w:before="53"/>
         <w:ind w:left="690"/>
@@ -1625,7 +1617,7 @@
         <w:t>Seller.</w:t>
       </w:r>
     </w:p>
-    <w:p ns2:paraId="081389EE" ns2:textId="77777777">
+    <w:p>
       <w:pPr>
         <w:pStyle w:val="Heading2"/>
         <w:numPr>
@@ -1659,7 +1651,7 @@
         <w:t>PRORATION</w:t>
       </w:r>
     </w:p>
-    <w:p ns2:paraId="709F3584" ns2:textId="77777777">
+    <w:p>
       <w:pPr>
         <w:pStyle w:val="BodyText"/>
         <w:spacing w:before="53" w:line="247" w:lineRule="auto"/>
@@ -1850,7 +1842,7 @@
         <w:t>for the year of CLOSE, based on the County Assessor’s most recent valuation information and tax bill, shall be prorated and paid by Seller and Buyer as of the CLOSE.</w:t>
       </w:r>
     </w:p>
-    <w:p ns2:paraId="26D502CA" ns2:textId="77777777">
+    <w:p>
       <w:pPr>
         <w:pStyle w:val="Heading2"/>
         <w:numPr>
@@ -1891,7 +1883,7 @@
         <w:t>ESCROW</w:t>
       </w:r>
     </w:p>
-    <w:p ns2:paraId="321103F5" ns2:textId="5B48BE33">
+    <w:p>
       <w:pPr>
         <w:pStyle w:val="BodyText"/>
         <w:tabs>
@@ -2208,7 +2200,7 @@
         <w:t>property.</w:t>
       </w:r>
     </w:p>
-    <w:p ns2:paraId="1A521C94" ns2:textId="77777777">
+    <w:p>
       <w:pPr>
         <w:pStyle w:val="Heading2"/>
         <w:numPr>
@@ -2255,7 +2247,7 @@
         <w:t>DEPOSIT</w:t>
       </w:r>
     </w:p>
-    <w:p ns2:paraId="5B1F0825" ns2:textId="77777777">
+    <w:p>
       <w:pPr>
         <w:pStyle w:val="BodyText"/>
         <w:spacing w:before="53"/>
@@ -2349,7 +2341,7 @@
         <w:t>Attorney.</w:t>
       </w:r>
     </w:p>
-    <w:p ns2:paraId="50885DFD" ns2:textId="77777777">
+    <w:p>
       <w:pPr>
         <w:pStyle w:val="Heading2"/>
         <w:numPr>
@@ -2383,7 +2375,7 @@
         <w:t>PERIOD</w:t>
       </w:r>
     </w:p>
-    <w:p ns2:paraId="766D7987" ns2:textId="1F9AE939">
+    <w:p>
       <w:pPr>
         <w:pStyle w:val="BodyText"/>
         <w:spacing w:before="53" w:line="249" w:lineRule="auto"/>
@@ -2465,7 +2457,7 @@
         <w:t>ection period will begin once Buyer’s representative has provided Buyer current, approved pictures of the property. Buyer, in Buyer’s sole and absolute discretion, may through written notice to Seller, cancel this Contract during the Inspection Period and obtain a return of the Earnest Money Deposit. Buyer wants to make sure that the house is in the condition the seller explained.</w:t>
       </w:r>
     </w:p>
-    <w:p ns2:paraId="51F5A006" ns2:textId="77777777">
+    <w:p>
       <w:pPr>
         <w:pStyle w:val="Heading2"/>
         <w:numPr>
@@ -2536,7 +2528,7 @@
         <w:t>PROPERTY</w:t>
       </w:r>
     </w:p>
-    <w:p ns2:paraId="5708DB39" ns2:textId="77777777">
+    <w:p>
       <w:pPr>
         <w:pStyle w:val="BodyText"/>
         <w:spacing w:before="54" w:line="249" w:lineRule="auto"/>
@@ -2547,7 +2539,7 @@
         <w:t>From the Effective Date through COE Seller grants permission to access Property to Buyer, and will make the Property reasonably available to Buyer and to Buyer’s representatives, inspectors, partners, realtors, assignees, property managers, and authorized individuals to conduct walkthroughs and inspections of the Property.</w:t>
       </w:r>
     </w:p>
-    <w:p ns2:paraId="09CEF9C5" ns2:textId="77777777">
+    <w:p>
       <w:pPr>
         <w:pStyle w:val="Heading2"/>
         <w:numPr>
@@ -2595,7 +2587,7 @@
         <w:t>PREMISE</w:t>
       </w:r>
     </w:p>
-    <w:p ns2:paraId="6450A8CC" ns2:textId="77777777">
+    <w:p>
       <w:pPr>
         <w:pStyle w:val="BodyText"/>
         <w:spacing w:before="53" w:line="249" w:lineRule="auto"/>
@@ -2615,7 +2607,7 @@
         <w:t>VACANT</w:t>
       </w:r>
     </w:p>
-    <w:p ns2:paraId="056876BA" ns2:textId="77777777">
+    <w:p>
       <w:pPr>
         <w:pStyle w:val="BodyText"/>
         <w:spacing w:line="249" w:lineRule="auto"/>
@@ -2623,7 +2615,7 @@
           <w:b/>
         </w:rPr>
         <w:sectPr>
-          <w:footerReference w:type="default" ns3:id="rId7"/>
+          <w:footerReference w:type="default" r:id="rId7"/>
           <w:type w:val="continuous"/>
           <w:pgSz w:w="12240" w:h="15840"/>
           <w:pgMar w:top="1380" w:right="1080" w:bottom="1580" w:left="1080" w:header="0" w:footer="1397" w:gutter="0"/>
@@ -2632,7 +2624,7 @@
         </w:sectPr>
       </w:pPr>
     </w:p>
-    <w:p ns2:paraId="139F5E2B" ns2:textId="77777777">
+    <w:p>
       <w:pPr>
         <w:pStyle w:val="Heading2"/>
         <w:numPr>
@@ -2665,7 +2657,7 @@
         <w:t>DOCUMENTS</w:t>
       </w:r>
     </w:p>
-    <w:p ns2:paraId="63EC4B9F" ns2:textId="77777777">
+    <w:p>
       <w:pPr>
         <w:pStyle w:val="BodyText"/>
         <w:spacing w:before="48" w:line="249" w:lineRule="auto"/>
@@ -2820,7 +2812,7 @@
         <w:t>(“Title Report”); and (b) copies of all documents referenced as exceptions therein (together with the Title Report, the “Title Documents”).</w:t>
       </w:r>
     </w:p>
-    <w:p ns2:paraId="7B1DEED8" ns2:textId="77777777">
+    <w:p>
       <w:pPr>
         <w:pStyle w:val="Heading2"/>
         <w:numPr>
@@ -2879,7 +2871,7 @@
         <w:t>EXTENSIONS</w:t>
       </w:r>
     </w:p>
-    <w:p ns2:paraId="4660DDBD" ns2:textId="77777777">
+    <w:p>
       <w:pPr>
         <w:pStyle w:val="BodyText"/>
         <w:spacing w:before="54" w:line="249" w:lineRule="auto"/>
@@ -3250,7 +3242,7 @@
         <w:t>of Buyer whereas all earnest monies to be refunded to buyer.</w:t>
       </w:r>
     </w:p>
-    <w:p ns2:paraId="0D276C83" ns2:textId="77777777">
+    <w:p>
       <w:pPr>
         <w:pStyle w:val="Heading2"/>
         <w:numPr>
@@ -3282,7 +3274,7 @@
         <w:t>INSURANCE</w:t>
       </w:r>
     </w:p>
-    <w:p ns2:paraId="3C7A90B1" ns2:textId="77777777">
+    <w:p>
       <w:pPr>
         <w:pStyle w:val="BodyText"/>
         <w:spacing w:before="53"/>
@@ -3385,7 +3377,7 @@
         <w:t>insurable.</w:t>
       </w:r>
     </w:p>
-    <w:p ns2:paraId="450DAB7F" ns2:textId="77777777">
+    <w:p>
       <w:pPr>
         <w:pStyle w:val="Heading2"/>
         <w:numPr>
@@ -3431,7 +3423,7 @@
         <w:t>WARRANTIES</w:t>
       </w:r>
     </w:p>
-    <w:p ns2:paraId="3878EEC5" ns2:textId="77777777">
+    <w:p>
       <w:pPr>
         <w:pStyle w:val="ListParagraph"/>
         <w:numPr>
@@ -3715,7 +3707,7 @@
         <w:t>carry out its obligations hereunder.</w:t>
       </w:r>
     </w:p>
-    <w:p ns2:paraId="126CC7EC" ns2:textId="36AEFC23">
+    <w:p>
       <w:pPr>
         <w:pStyle w:val="ListParagraph"/>
         <w:numPr>
@@ -3973,7 +3965,7 @@
         <w:t>condition as of the Effective Date.</w:t>
       </w:r>
     </w:p>
-    <w:p ns2:paraId="723E5FBB" ns2:textId="77777777">
+    <w:p>
       <w:pPr>
         <w:pStyle w:val="ListParagraph"/>
         <w:numPr>
@@ -3997,7 +3989,7 @@
         <w:t>Seller acknowledges, agrees and understands that any personal property left on the Property after COE will convey to Buyer and may be disposed of by Buyer at Buyer’s discretion.</w:t>
       </w:r>
     </w:p>
-    <w:p ns2:paraId="5DEB6F36" ns2:textId="77777777">
+    <w:p>
       <w:pPr>
         <w:pStyle w:val="Heading2"/>
         <w:numPr>
@@ -4029,7 +4021,7 @@
         <w:t>DISCLOSURE</w:t>
       </w:r>
     </w:p>
-    <w:p ns2:paraId="2C164236" ns2:textId="77777777">
+    <w:p>
       <w:pPr>
         <w:pStyle w:val="BodyText"/>
         <w:spacing w:before="54"/>
@@ -4213,7 +4205,7 @@
         <w:t>principal.</w:t>
       </w:r>
     </w:p>
-    <w:p ns2:paraId="6CF6D20E" ns2:textId="77777777">
+    <w:p>
       <w:pPr>
         <w:pStyle w:val="Heading2"/>
         <w:numPr>
@@ -4260,7 +4252,7 @@
         <w:t>SELLER</w:t>
       </w:r>
     </w:p>
-    <w:p ns2:paraId="53E54504" ns2:textId="77777777">
+    <w:p>
       <w:pPr>
         <w:pStyle w:val="BodyText"/>
         <w:spacing w:before="54" w:line="247" w:lineRule="auto"/>
@@ -4460,7 +4452,7 @@
         <w:t>specific performance and/or damages.</w:t>
       </w:r>
     </w:p>
-    <w:p ns2:paraId="1D9593E1" ns2:textId="77777777">
+    <w:p>
       <w:pPr>
         <w:pStyle w:val="Heading2"/>
         <w:numPr>
@@ -4507,7 +4499,7 @@
         <w:t>BUYER</w:t>
       </w:r>
     </w:p>
-    <w:p ns2:paraId="0E56E806" ns2:textId="77777777">
+    <w:p>
       <w:pPr>
         <w:pStyle w:val="BodyText"/>
         <w:spacing w:before="48"/>
@@ -4646,7 +4638,7 @@
         <w:t>damages.</w:t>
       </w:r>
     </w:p>
-    <w:p ns2:paraId="370FD405" ns2:textId="77777777">
+    <w:p>
       <w:pPr>
         <w:pStyle w:val="Heading2"/>
         <w:numPr>
@@ -4706,7 +4698,7 @@
         <w:t>REPRESENTATIONS</w:t>
       </w:r>
     </w:p>
-    <w:p ns2:paraId="7545933D" ns2:textId="77777777">
+    <w:p>
       <w:pPr>
         <w:spacing w:before="48" w:line="249" w:lineRule="auto"/>
         <w:ind w:left="690"/>
@@ -5111,7 +5103,7 @@
         <w:t>IN</w:t>
       </w:r>
     </w:p>
-    <w:p ns2:paraId="092E79AF" ns2:textId="77777777">
+    <w:p>
       <w:pPr>
         <w:pStyle w:val="BodyText"/>
         <w:spacing w:before="12" w:line="244" w:lineRule="auto"/>
@@ -5248,13 +5240,13 @@
         <w:t>This Contract may be amended or modified only by an agreement in writing signed by Buyer and Seller.</w:t>
       </w:r>
     </w:p>
-    <w:p ns2:paraId="56FEDF0D" ns2:textId="77777777">
+    <w:p>
       <w:pPr>
         <w:pStyle w:val="BodyText"/>
         <w:spacing w:before="141"/>
       </w:pPr>
     </w:p>
-    <w:p ns2:paraId="0ABFE392" ns2:textId="77777777">
+    <w:p>
       <w:pPr>
         <w:pStyle w:val="Heading2"/>
         <w:numPr>
@@ -5313,7 +5305,7 @@
         <w:t>CONDITIONS</w:t>
       </w:r>
     </w:p>
-    <w:p ns2:paraId="7E8A1673" ns2:textId="77777777">
+    <w:p>
       <w:pPr>
         <w:pStyle w:val="BodyText"/>
         <w:spacing w:before="49" w:line="249" w:lineRule="auto"/>
@@ -5324,7 +5316,7 @@
         <w:t>If there is a conflict between these Additional Terms and Conditions and any other term of condition in this Contract, then the Addition Terms and Condition shall control.</w:t>
       </w:r>
     </w:p>
-    <w:p ns2:paraId="128C45BF" ns2:textId="77777777">
+    <w:p>
       <w:pPr>
         <w:pStyle w:val="BodyText"/>
         <w:spacing w:before="13"/>
@@ -5333,325 +5325,37 @@
         <w:rPr>
           <w:noProof/>
         </w:rPr>
-        <ns1:AlternateContent>
-          <ns1:Choice Requires="wps">
-            <w:drawing>
-              <ns4:anchor distT="0" distB="0" distL="0" distR="0" simplePos="0" relativeHeight="487587840" behindDoc="1" locked="0" layoutInCell="1" allowOverlap="1" ns5:anchorId="1761A91B" ns5:editId="18A126E9">
-                <ns4:simplePos x="0" y="0"/>
-                <ns4:positionH relativeFrom="page">
-                  <ns4:posOffset>904875</ns4:posOffset>
-                </ns4:positionH>
-                <ns4:positionV relativeFrom="paragraph">
-                  <ns4:posOffset>169545</ns4:posOffset>
-                </ns4:positionV>
-                <ns4:extent cx="5904865" cy="1270"/>
-                <ns4:effectExtent l="0" t="0" r="13335" b="11430"/>
-                <ns4:wrapTopAndBottom/>
-                <ns4:docPr id="472591723" name="docshape6"/>
-                <ns4:cNvGraphicFramePr>
-                  <ns6:graphicFrameLocks/>
-                </ns4:cNvGraphicFramePr>
-                <ns6:graphic>
-                  <ns6:graphicData uri="http://schemas.microsoft.com/office/word/2010/wordprocessingShape">
-                    <ns7:wsp>
-                      <ns7:cNvSpPr>
-                        <ns6:spLocks/>
-                      </ns7:cNvSpPr>
-                      <ns7:spPr bwMode="auto">
-                        <ns6:xfrm>
-                          <ns6:off x="0" y="0"/>
-                          <ns6:ext cx="5904865" cy="1270"/>
-                        </ns6:xfrm>
-                        <ns6:custGeom>
-                          <ns6:avLst/>
-                          <ns6:gdLst>
-                            <ns6:gd name="T0" fmla="+- 0 1425 1425"/>
-                            <ns6:gd name="T1" fmla="*/ T0 w 9299"/>
-                            <ns6:gd name="T2" fmla="+- 0 10724 1425"/>
-                            <ns6:gd name="T3" fmla="*/ T2 w 9299"/>
-                          </ns6:gdLst>
-                          <ns6:ahLst/>
-                          <ns6:cxnLst>
-                            <ns6:cxn ang="0">
-                              <ns6:pos x="T1" y="0"/>
-                            </ns6:cxn>
-                            <ns6:cxn ang="0">
-                              <ns6:pos x="T3" y="0"/>
-                            </ns6:cxn>
-                          </ns6:cxnLst>
-                          <ns6:rect l="0" t="0" r="r" b="b"/>
-                          <ns6:pathLst>
-                            <ns6:path w="9299">
-                              <ns6:moveTo>
-                                <ns6:pt x="0" y="0"/>
-                              </ns6:moveTo>
-                              <ns6:lnTo>
-                                <ns6:pt x="9299" y="0"/>
-                              </ns6:lnTo>
-                            </ns6:path>
-                          </ns6:pathLst>
-                        </ns6:custGeom>
-                        <ns6:noFill/>
-                        <ns6:ln w="5195">
-                          <ns6:solidFill>
-                            <ns6:srgbClr val="000000"/>
-                          </ns6:solidFill>
-                          <ns6:prstDash val="solid"/>
-                          <ns6:round/>
-                          <ns6:headEnd/>
-                          <ns6:tailEnd/>
-                        </ns6:ln>
-                        <ns6:extLst>
-                          <ns6:ext uri="{909E8E84-426E-40DD-AFC4-6F175D3DCCD1}">
-                            <ns8:hiddenFill>
-                              <ns6:solidFill>
-                                <ns6:srgbClr val="FFFFFF"/>
-                              </ns6:solidFill>
-                            </ns8:hiddenFill>
-                          </ns6:ext>
-                        </ns6:extLst>
-                      </ns7:spPr>
-                      <ns7:bodyPr rot="0" vert="horz" wrap="square" lIns="91440" tIns="45720" rIns="91440" bIns="45720" anchor="t" anchorCtr="0" upright="1">
-                        <ns6:noAutofit/>
-                      </ns7:bodyPr>
-                    </ns7:wsp>
-                  </ns6:graphicData>
-                </ns6:graphic>
-                <ns5:sizeRelH relativeFrom="page">
-                  <ns5:pctWidth>0</ns5:pctWidth>
-                </ns5:sizeRelH>
-                <ns5:sizeRelV relativeFrom="page">
-                  <ns5:pctHeight>0</ns5:pctHeight>
-                </ns5:sizeRelV>
-              </ns4:anchor>
-            </w:drawing>
-          </ns1:Choice>
-          <ns1:Fallback>
-            <w:pict>
-              <ns9:shape ns2:anchorId="306DDF24" id="docshape6" ns10:spid="_x0000_s1026" style="position:absolute;margin-left:71.25pt;margin-top:13.35pt;width:464.95pt;height:.1pt;z-index:-15728640;visibility:visible;mso-wrap-style:square;mso-width-percent:0;mso-height-percent:0;mso-wrap-distance-left:0;mso-wrap-distance-top:0;mso-wrap-distance-right:0;mso-wrap-distance-bottom:0;mso-position-horizontal:absolute;mso-position-horizontal-relative:page;mso-position-vertical:absolute;mso-position-vertical-relative:text;mso-width-percent:0;mso-height-percent:0;mso-width-relative:page;mso-height-relative:page;v-text-anchor:top" coordsize="9299,1270" ns10:gfxdata="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" path="m,l9299,e" filled="f" strokeweight=".14431mm">
-                <ns9:path arrowok="t" ns10:connecttype="custom" ns10:connectlocs="0,0;5904865,0" ns10:connectangles="0,0"/>
-                <ns11:wrap type="topAndBottom" anchorx="page"/>
-              </ns9:shape>
-            </w:pict>
-          </ns1:Fallback>
-        </ns1:AlternateContent>
+        <w:pict w14:anchorId="27314850">
+          <v:shape id="Freeform 10" o:spid="_x0000_s2052" style="position:absolute;margin-left:71.25pt;margin-top:13.35pt;width:464.95pt;height:.1pt;z-index:-15728640;visibility:visible;mso-wrap-style:square;mso-width-percent:0;mso-height-percent:0;mso-wrap-distance-left:0;mso-wrap-distance-top:0;mso-wrap-distance-right:0;mso-wrap-distance-bottom:0;mso-position-horizontal:absolute;mso-position-horizontal-relative:page;mso-position-vertical:absolute;mso-position-vertical-relative:text;mso-width-percent:0;mso-height-percent:0;mso-width-relative:page;mso-height-relative:page;v-text-anchor:top" coordsize="9299,1270" o:gfxdata="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" path="m,l9299,e" filled="f" strokeweight=".14431mm">
+            <v:path arrowok="t" o:connecttype="custom" o:connectlocs="0,0;5904865,0" o:connectangles="0,0"/>
+            <w10:wrap type="topAndBottom" anchorx="page"/>
+          </v:shape>
+        </w:pict>
       </w:r>
       <w:r>
         <w:rPr>
           <w:noProof/>
         </w:rPr>
-        <ns1:AlternateContent>
-          <ns1:Choice Requires="wps">
-            <w:drawing>
-              <ns4:anchor distT="0" distB="0" distL="0" distR="0" simplePos="0" relativeHeight="487588352" behindDoc="1" locked="0" layoutInCell="1" allowOverlap="1" ns5:anchorId="795E71A9" ns5:editId="373B695D">
-                <ns4:simplePos x="0" y="0"/>
-                <ns4:positionH relativeFrom="page">
-                  <ns4:posOffset>904875</ns4:posOffset>
-                </ns4:positionH>
-                <ns4:positionV relativeFrom="paragraph">
-                  <ns4:posOffset>315595</ns4:posOffset>
-                </ns4:positionV>
-                <ns4:extent cx="5904865" cy="1270"/>
-                <ns4:effectExtent l="0" t="0" r="13335" b="11430"/>
-                <ns4:wrapTopAndBottom/>
-                <ns4:docPr id="38247633" name="docshape7"/>
-                <ns4:cNvGraphicFramePr>
-                  <ns6:graphicFrameLocks/>
-                </ns4:cNvGraphicFramePr>
-                <ns6:graphic>
-                  <ns6:graphicData uri="http://schemas.microsoft.com/office/word/2010/wordprocessingShape">
-                    <ns7:wsp>
-                      <ns7:cNvSpPr>
-                        <ns6:spLocks/>
-                      </ns7:cNvSpPr>
-                      <ns7:spPr bwMode="auto">
-                        <ns6:xfrm>
-                          <ns6:off x="0" y="0"/>
-                          <ns6:ext cx="5904865" cy="1270"/>
-                        </ns6:xfrm>
-                        <ns6:custGeom>
-                          <ns6:avLst/>
-                          <ns6:gdLst>
-                            <ns6:gd name="T0" fmla="+- 0 1425 1425"/>
-                            <ns6:gd name="T1" fmla="*/ T0 w 9299"/>
-                            <ns6:gd name="T2" fmla="+- 0 10724 1425"/>
-                            <ns6:gd name="T3" fmla="*/ T2 w 9299"/>
-                          </ns6:gdLst>
-                          <ns6:ahLst/>
-                          <ns6:cxnLst>
-                            <ns6:cxn ang="0">
-                              <ns6:pos x="T1" y="0"/>
-                            </ns6:cxn>
-                            <ns6:cxn ang="0">
-                              <ns6:pos x="T3" y="0"/>
-                            </ns6:cxn>
-                          </ns6:cxnLst>
-                          <ns6:rect l="0" t="0" r="r" b="b"/>
-                          <ns6:pathLst>
-                            <ns6:path w="9299">
-                              <ns6:moveTo>
-                                <ns6:pt x="0" y="0"/>
-                              </ns6:moveTo>
-                              <ns6:lnTo>
-                                <ns6:pt x="9299" y="0"/>
-                              </ns6:lnTo>
-                            </ns6:path>
-                          </ns6:pathLst>
-                        </ns6:custGeom>
-                        <ns6:noFill/>
-                        <ns6:ln w="5195">
-                          <ns6:solidFill>
-                            <ns6:srgbClr val="000000"/>
-                          </ns6:solidFill>
-                          <ns6:prstDash val="solid"/>
-                          <ns6:round/>
-                          <ns6:headEnd/>
-                          <ns6:tailEnd/>
-                        </ns6:ln>
-                        <ns6:extLst>
-                          <ns6:ext uri="{909E8E84-426E-40DD-AFC4-6F175D3DCCD1}">
-                            <ns8:hiddenFill>
-                              <ns6:solidFill>
-                                <ns6:srgbClr val="FFFFFF"/>
-                              </ns6:solidFill>
-                            </ns8:hiddenFill>
-                          </ns6:ext>
-                        </ns6:extLst>
-                      </ns7:spPr>
-                      <ns7:bodyPr rot="0" vert="horz" wrap="square" lIns="91440" tIns="45720" rIns="91440" bIns="45720" anchor="t" anchorCtr="0" upright="1">
-                        <ns6:noAutofit/>
-                      </ns7:bodyPr>
-                    </ns7:wsp>
-                  </ns6:graphicData>
-                </ns6:graphic>
-                <ns5:sizeRelH relativeFrom="page">
-                  <ns5:pctWidth>0</ns5:pctWidth>
-                </ns5:sizeRelH>
-                <ns5:sizeRelV relativeFrom="page">
-                  <ns5:pctHeight>0</ns5:pctHeight>
-                </ns5:sizeRelV>
-              </ns4:anchor>
-            </w:drawing>
-          </ns1:Choice>
-          <ns1:Fallback>
-            <w:pict>
-              <ns9:shape ns2:anchorId="4B316FD1" id="docshape7" ns10:spid="_x0000_s1026" style="position:absolute;margin-left:71.25pt;margin-top:24.85pt;width:464.95pt;height:.1pt;z-index:-15728128;visibility:visible;mso-wrap-style:square;mso-width-percent:0;mso-height-percent:0;mso-wrap-distance-left:0;mso-wrap-distance-top:0;mso-wrap-distance-right:0;mso-wrap-distance-bottom:0;mso-position-horizontal:absolute;mso-position-horizontal-relative:page;mso-position-vertical:absolute;mso-position-vertical-relative:text;mso-width-percent:0;mso-height-percent:0;mso-width-relative:page;mso-height-relative:page;v-text-anchor:top" coordsize="9299,1270" ns10:gfxdata="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" path="m,l9299,e" filled="f" strokeweight=".14431mm">
-                <ns9:path arrowok="t" ns10:connecttype="custom" ns10:connectlocs="0,0;5904865,0" ns10:connectangles="0,0"/>
-                <ns11:wrap type="topAndBottom" anchorx="page"/>
-              </ns9:shape>
-            </w:pict>
-          </ns1:Fallback>
-        </ns1:AlternateContent>
+        <w:pict w14:anchorId="42668B75">
+          <v:shape id="Freeform 8" o:spid="_x0000_s2051" style="position:absolute;margin-left:71.25pt;margin-top:24.85pt;width:464.95pt;height:.1pt;z-index:-15728128;visibility:visible;mso-wrap-style:square;mso-width-percent:0;mso-height-percent:0;mso-wrap-distance-left:0;mso-wrap-distance-top:0;mso-wrap-distance-right:0;mso-wrap-distance-bottom:0;mso-position-horizontal:absolute;mso-position-horizontal-relative:page;mso-position-vertical:absolute;mso-position-vertical-relative:text;mso-width-percent:0;mso-height-percent:0;mso-width-relative:page;mso-height-relative:page;v-text-anchor:top" coordsize="9299,1270" o:gfxdata="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" path="m,l9299,e" filled="f" strokeweight=".14431mm">
+            <v:path arrowok="t" o:connecttype="custom" o:connectlocs="0,0;5904865,0" o:connectangles="0,0"/>
+            <w10:wrap type="topAndBottom" anchorx="page"/>
+          </v:shape>
+        </w:pict>
       </w:r>
       <w:r>
         <w:rPr>
           <w:noProof/>
         </w:rPr>
-        <ns1:AlternateContent>
-          <ns1:Choice Requires="wps">
-            <w:drawing>
-              <ns4:anchor distT="0" distB="0" distL="0" distR="0" simplePos="0" relativeHeight="487588864" behindDoc="1" locked="0" layoutInCell="1" allowOverlap="1" ns5:anchorId="7D45F01F" ns5:editId="7F19BF35">
-                <ns4:simplePos x="0" y="0"/>
-                <ns4:positionH relativeFrom="page">
-                  <ns4:posOffset>904875</ns4:posOffset>
-                </ns4:positionH>
-                <ns4:positionV relativeFrom="paragraph">
-                  <ns4:posOffset>461645</ns4:posOffset>
-                </ns4:positionV>
-                <ns4:extent cx="5904865" cy="1270"/>
-                <ns4:effectExtent l="0" t="0" r="13335" b="11430"/>
-                <ns4:wrapTopAndBottom/>
-                <ns4:docPr id="1607019792" name="docshape8"/>
-                <ns4:cNvGraphicFramePr>
-                  <ns6:graphicFrameLocks/>
-                </ns4:cNvGraphicFramePr>
-                <ns6:graphic>
-                  <ns6:graphicData uri="http://schemas.microsoft.com/office/word/2010/wordprocessingShape">
-                    <ns7:wsp>
-                      <ns7:cNvSpPr>
-                        <ns6:spLocks/>
-                      </ns7:cNvSpPr>
-                      <ns7:spPr bwMode="auto">
-                        <ns6:xfrm>
-                          <ns6:off x="0" y="0"/>
-                          <ns6:ext cx="5904865" cy="1270"/>
-                        </ns6:xfrm>
-                        <ns6:custGeom>
-                          <ns6:avLst/>
-                          <ns6:gdLst>
-                            <ns6:gd name="T0" fmla="+- 0 1425 1425"/>
-                            <ns6:gd name="T1" fmla="*/ T0 w 9299"/>
-                            <ns6:gd name="T2" fmla="+- 0 10724 1425"/>
-                            <ns6:gd name="T3" fmla="*/ T2 w 9299"/>
-                          </ns6:gdLst>
-                          <ns6:ahLst/>
-                          <ns6:cxnLst>
-                            <ns6:cxn ang="0">
-                              <ns6:pos x="T1" y="0"/>
-                            </ns6:cxn>
-                            <ns6:cxn ang="0">
-                              <ns6:pos x="T3" y="0"/>
-                            </ns6:cxn>
-                          </ns6:cxnLst>
-                          <ns6:rect l="0" t="0" r="r" b="b"/>
-                          <ns6:pathLst>
-                            <ns6:path w="9299">
-                              <ns6:moveTo>
-                                <ns6:pt x="0" y="0"/>
-                              </ns6:moveTo>
-                              <ns6:lnTo>
-                                <ns6:pt x="9299" y="0"/>
-                              </ns6:lnTo>
-                            </ns6:path>
-                          </ns6:pathLst>
-                        </ns6:custGeom>
-                        <ns6:noFill/>
-                        <ns6:ln w="5195">
-                          <ns6:solidFill>
-                            <ns6:srgbClr val="000000"/>
-                          </ns6:solidFill>
-                          <ns6:prstDash val="solid"/>
-                          <ns6:round/>
-                          <ns6:headEnd/>
-                          <ns6:tailEnd/>
-                        </ns6:ln>
-                        <ns6:extLst>
-                          <ns6:ext uri="{909E8E84-426E-40DD-AFC4-6F175D3DCCD1}">
-                            <ns8:hiddenFill>
-                              <ns6:solidFill>
-                                <ns6:srgbClr val="FFFFFF"/>
-                              </ns6:solidFill>
-                            </ns8:hiddenFill>
-                          </ns6:ext>
-                        </ns6:extLst>
-                      </ns7:spPr>
-                      <ns7:bodyPr rot="0" vert="horz" wrap="square" lIns="91440" tIns="45720" rIns="91440" bIns="45720" anchor="t" anchorCtr="0" upright="1">
-                        <ns6:noAutofit/>
-                      </ns7:bodyPr>
-                    </ns7:wsp>
-                  </ns6:graphicData>
-                </ns6:graphic>
-                <ns5:sizeRelH relativeFrom="page">
-                  <ns5:pctWidth>0</ns5:pctWidth>
-                </ns5:sizeRelH>
-                <ns5:sizeRelV relativeFrom="page">
-                  <ns5:pctHeight>0</ns5:pctHeight>
-                </ns5:sizeRelV>
-              </ns4:anchor>
-            </w:drawing>
-          </ns1:Choice>
-          <ns1:Fallback>
-            <w:pict>
-              <ns9:shape ns2:anchorId="1F61932E" id="docshape8" ns10:spid="_x0000_s1026" style="position:absolute;margin-left:71.25pt;margin-top:36.35pt;width:464.95pt;height:.1pt;z-index:-15727616;visibility:visible;mso-wrap-style:square;mso-width-percent:0;mso-height-percent:0;mso-wrap-distance-left:0;mso-wrap-distance-top:0;mso-wrap-distance-right:0;mso-wrap-distance-bottom:0;mso-position-horizontal:absolute;mso-position-horizontal-relative:page;mso-position-vertical:absolute;mso-position-vertical-relative:text;mso-width-percent:0;mso-height-percent:0;mso-width-relative:page;mso-height-relative:page;v-text-anchor:top" coordsize="9299,1270" ns10:gfxdata="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" path="m,l9299,e" filled="f" strokeweight=".14431mm">
-                <ns9:path arrowok="t" ns10:connecttype="custom" ns10:connectlocs="0,0;5904865,0" ns10:connectangles="0,0"/>
-                <ns11:wrap type="topAndBottom" anchorx="page"/>
-              </ns9:shape>
-            </w:pict>
-          </ns1:Fallback>
-        </ns1:AlternateContent>
+        <w:pict w14:anchorId="6E84B793">
+          <v:shape id="Freeform 6" o:spid="_x0000_s2050" style="position:absolute;margin-left:71.25pt;margin-top:36.35pt;width:464.95pt;height:.1pt;z-index:-15727616;visibility:visible;mso-wrap-style:square;mso-width-percent:0;mso-height-percent:0;mso-wrap-distance-left:0;mso-wrap-distance-top:0;mso-wrap-distance-right:0;mso-wrap-distance-bottom:0;mso-position-horizontal:absolute;mso-position-horizontal-relative:page;mso-position-vertical:absolute;mso-position-vertical-relative:text;mso-width-percent:0;mso-height-percent:0;mso-width-relative:page;mso-height-relative:page;v-text-anchor:top" coordsize="9299,1270" o:gfxdata="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" path="m,l9299,e" filled="f" strokeweight=".14431mm">
+            <v:path arrowok="t" o:connecttype="custom" o:connectlocs="0,0;5904865,0" o:connectangles="0,0"/>
+            <w10:wrap type="topAndBottom" anchorx="page"/>
+          </v:shape>
+        </w:pict>
       </w:r>
     </w:p>
-    <w:p ns2:paraId="2A5C6F8E" ns2:textId="77777777">
+    <w:p>
       <w:pPr>
         <w:pStyle w:val="BodyText"/>
         <w:spacing w:before="6"/>
@@ -5660,7 +5364,7 @@
         </w:rPr>
       </w:pPr>
     </w:p>
-    <w:p ns2:paraId="373052C8" ns2:textId="77777777">
+    <w:p>
       <w:pPr>
         <w:pStyle w:val="BodyText"/>
         <w:spacing w:before="6"/>
@@ -5669,7 +5373,7 @@
         </w:rPr>
       </w:pPr>
     </w:p>
-    <w:p ns2:paraId="53E4A556" ns2:textId="77777777">
+    <w:p>
       <w:pPr>
         <w:pStyle w:val="BodyText"/>
         <w:rPr>
@@ -5682,7 +5386,7 @@
         </w:sectPr>
       </w:pPr>
     </w:p>
-    <w:p ns2:paraId="05A7B68D" ns2:textId="77777777">
+    <w:p>
       <w:pPr>
         <w:pStyle w:val="BodyText"/>
         <w:spacing w:before="65"/>
@@ -5831,23 +5535,23 @@
         <w:t>below.</w:t>
       </w:r>
     </w:p>
-    <w:p ns2:paraId="0E12FEB1" ns2:textId="77777777">
+    <w:p>
       <w:pPr>
         <w:pStyle w:val="BodyText"/>
       </w:pPr>
     </w:p>
-    <w:p ns2:paraId="09C17A03" ns2:textId="77777777">
+    <w:p>
       <w:pPr>
         <w:pStyle w:val="BodyText"/>
       </w:pPr>
     </w:p>
-    <w:p ns2:paraId="5E7270EC" ns2:textId="77777777">
+    <w:p>
       <w:pPr>
         <w:pStyle w:val="BodyText"/>
         <w:spacing w:before="69"/>
       </w:pPr>
     </w:p>
-    <w:p ns2:paraId="6762F189" ns2:textId="77777777">
+    <w:p>
       <w:pPr>
         <w:ind w:left="360"/>
         <w:rPr>
@@ -5918,18 +5622,18 @@
         <w:t>BUYER</w:t>
       </w:r>
     </w:p>
-    <w:p ns2:paraId="59D912DF" ns2:textId="77777777">
+    <w:p>
       <w:pPr>
         <w:pStyle w:val="BodyText"/>
       </w:pPr>
     </w:p>
-    <w:p ns2:paraId="77B5E9BF" ns2:textId="77777777">
+    <w:p>
       <w:pPr>
         <w:pStyle w:val="BodyText"/>
         <w:spacing w:before="188"/>
       </w:pPr>
     </w:p>
-    <w:p ns2:paraId="18D54471" ns2:textId="77777777">
+    <w:p>
       <w:pPr>
         <w:tabs>
           <w:tab w:val="left" w:pos="2222"/>
@@ -5977,23 +5681,29 @@
         <w:tab/>
       </w:r>
     </w:p>
-    <w:p ns2:paraId="48AF66DC" ns2:textId="77777777">
+    <w:p>
       <w:pPr>
         <w:pStyle w:val="BodyText"/>
       </w:pPr>
     </w:p>
-    <w:p ns2:paraId="0C09EE86" ns2:textId="77777777">
+    <w:p>
       <w:pPr>
         <w:pStyle w:val="BodyText"/>
       </w:pPr>
     </w:p>
-    <w:p ns2:paraId="74105408" ns2:textId="77777777">
+    <w:p>
       <w:pPr>
         <w:pStyle w:val="BodyText"/>
         <w:spacing w:before="26"/>
       </w:pPr>
     </w:p>
-    <w:p ns2:paraId="3174B071" ns2:textId="77777777">
+    <w:p>
+      <w:pPr>
+        <w:pStyle w:val="BodyText"/>
+        <w:spacing w:before="26"/>
+      </w:pPr>
+    </w:p>
+    <w:p>
       <w:pPr>
         <w:ind w:left="360"/>
         <w:rPr>
@@ -6064,23 +5774,23 @@
         <w:t>SELLER</w:t>
       </w:r>
     </w:p>
-    <w:p ns2:paraId="64A1AA5A" ns2:textId="77777777">
+    <w:p>
       <w:pPr>
         <w:pStyle w:val="BodyText"/>
       </w:pPr>
     </w:p>
-    <w:p ns2:paraId="29112D97" ns2:textId="77777777">
+    <w:p>
       <w:pPr>
         <w:pStyle w:val="BodyText"/>
       </w:pPr>
     </w:p>
-    <w:p ns2:paraId="130ECD1B" ns2:textId="77777777">
+    <w:p>
       <w:pPr>
         <w:pStyle w:val="BodyText"/>
         <w:spacing w:before="174"/>
       </w:pPr>
     </w:p>
-    <w:p ns2:paraId="39DF30B8" ns2:textId="77777777">
+    <w:p>
       <w:pPr>
         <w:tabs>
           <w:tab w:val="left" w:pos="2608"/>
@@ -6128,7 +5838,7 @@
         <w:tab/>
       </w:r>
     </w:p>
-    <w:p ns2:paraId="5E91B88C" ns2:textId="644D5E83">
+    <w:p>
       <w:pPr>
         <w:spacing w:before="157"/>
         <w:ind w:left="2726"/>
@@ -6146,8 +5856,231 @@
           <w:sz w:val="17"/>
           <w:u w:val="single"/>
         </w:rPr>
-        <w:t>{{SELLER_NAME}}</w:t>
-      </w:r>
+        <w:t>{{SELLER_SIGNATURE_</w:t>
+      </w:r>
+      <w:r>
+        <w:rPr>
+          <w:rFonts w:ascii="Arial"/>
+          <w:b/>
+          <w:sz w:val="17"/>
+          <w:u w:val="single"/>
+        </w:rPr>
+        <w:t>1</w:t>
+      </w:r>
+      <w:r>
+        <w:rPr>
+          <w:rFonts w:ascii="Arial"/>
+          <w:b/>
+          <w:sz w:val="17"/>
+          <w:u w:val="single"/>
+        </w:rPr>
+        <w:t>}}</w:t>
+      </w:r>
+      <w:r>
+        <w:rPr>
+          <w:rFonts w:ascii="Arial"/>
+          <w:b/>
+          <w:sz w:val="17"/>
+          <w:u w:val="single"/>
+        </w:rPr>
+        <w:br/>
+      </w:r>
+      <w:r>
+        <w:rPr>
+          <w:rFonts w:ascii="Arial"/>
+          <w:b/>
+          <w:sz w:val="17"/>
+          <w:u w:val="single"/>
+        </w:rPr>
+        <w:br/>
+      </w:r>
+      <w:r>
+        <w:rPr>
+          <w:rFonts w:ascii="Arial"/>
+          <w:b/>
+          <w:sz w:val="17"/>
+          <w:u w:val="single"/>
+        </w:rPr>
+        <w:br/>
+      </w:r>
+      <w:r>
+        <w:rPr>
+          <w:rFonts w:ascii="Arial"/>
+          <w:b/>
+          <w:sz w:val="17"/>
+          <w:u w:val="single"/>
+        </w:rPr>
+        <w:br/>
+      </w:r>
+    </w:p>
+    <w:p>
+      <w:pPr>
+        <w:spacing w:before="157"/>
+        <w:rPr>
+          <w:rFonts w:asciiTheme="majorBidi" w:hAnsiTheme="majorBidi" w:cstheme="majorBidi"/>
+          <w:bCs/>
+          <w:sz w:val="20"/>
+          <w:szCs w:val="20"/>
+          <w:u w:val="single"/>
+        </w:rPr>
+      </w:pPr>
+      <w:r>
+        <w:rPr>
+          <w:rFonts w:ascii="Arial"/>
+          <w:b/>
+          <w:sz w:val="20"/>
+          <w:szCs w:val="20"/>
+        </w:rPr>
+        <w:t xml:space="preserve">                               </w:t>
+      </w:r>
+      <w:r>
+        <w:rPr>
+          <w:rFonts w:ascii="Arial"/>
+          <w:b/>
+          <w:sz w:val="20"/>
+          <w:szCs w:val="20"/>
+        </w:rPr>
+        <w:t xml:space="preserve">   </w:t>
+      </w:r>
+      <w:r>
+        <w:rPr>
+          <w:rFonts w:asciiTheme="majorBidi" w:hAnsiTheme="majorBidi" w:cstheme="majorBidi"/>
+          <w:bCs/>
+          <w:sz w:val="20"/>
+          <w:szCs w:val="20"/>
+        </w:rPr>
+        <w:t>SELLER:</w:t>
+      </w:r>
+      <w:r>
+        <w:rPr>
+          <w:rFonts w:asciiTheme="majorBidi" w:hAnsiTheme="majorBidi" w:cstheme="majorBidi"/>
+          <w:bCs/>
+          <w:sz w:val="20"/>
+          <w:szCs w:val="20"/>
+          <w:u w:val="single"/>
+        </w:rPr>
+        <w:t xml:space="preserve"> </w:t>
+      </w:r>
+      <w:r>
+        <w:rPr>
+          <w:rFonts w:asciiTheme="majorBidi" w:hAnsiTheme="majorBidi" w:cstheme="majorBidi"/>
+          <w:bCs/>
+          <w:sz w:val="20"/>
+          <w:szCs w:val="20"/>
+          <w:u w:val="single"/>
+        </w:rPr>
+        <w:tab/>
+      </w:r>
+      <w:r>
+        <w:rPr>
+          <w:rFonts w:asciiTheme="majorBidi" w:hAnsiTheme="majorBidi" w:cstheme="majorBidi"/>
+          <w:bCs/>
+          <w:sz w:val="20"/>
+          <w:szCs w:val="20"/>
+          <w:u w:val="single"/>
+        </w:rPr>
+        <w:tab/>
+        <w:t xml:space="preserve">     </w:t>
+      </w:r>
+      <w:r>
+        <w:rPr>
+          <w:rFonts w:asciiTheme="majorBidi" w:hAnsiTheme="majorBidi" w:cstheme="majorBidi"/>
+          <w:bCs/>
+          <w:sz w:val="20"/>
+          <w:szCs w:val="20"/>
+          <w:u w:val="single"/>
+        </w:rPr>
+        <w:t xml:space="preserve">  </w:t>
+      </w:r>
+      <w:r>
+        <w:rPr>
+          <w:rFonts w:asciiTheme="majorBidi" w:hAnsiTheme="majorBidi" w:cstheme="majorBidi"/>
+          <w:bCs/>
+          <w:sz w:val="20"/>
+          <w:szCs w:val="20"/>
+          <w:u w:val="single"/>
+        </w:rPr>
+        <w:t xml:space="preserve">             </w:t>
+      </w:r>
+      <w:r>
+        <w:rPr>
+          <w:rFonts w:asciiTheme="majorBidi" w:hAnsiTheme="majorBidi" w:cstheme="majorBidi"/>
+          <w:bCs/>
+          <w:sz w:val="20"/>
+          <w:szCs w:val="20"/>
+        </w:rPr>
+        <w:t xml:space="preserve">                     </w:t>
+      </w:r>
+      <w:r>
+        <w:rPr>
+          <w:rFonts w:asciiTheme="majorBidi" w:hAnsiTheme="majorBidi" w:cstheme="majorBidi"/>
+          <w:bCs/>
+          <w:sz w:val="20"/>
+          <w:szCs w:val="20"/>
+        </w:rPr>
+        <w:t xml:space="preserve"> </w:t>
+      </w:r>
+      <w:r>
+        <w:rPr>
+          <w:rFonts w:asciiTheme="majorBidi" w:hAnsiTheme="majorBidi" w:cstheme="majorBidi"/>
+          <w:bCs/>
+          <w:sz w:val="20"/>
+          <w:szCs w:val="20"/>
+        </w:rPr>
+        <w:t xml:space="preserve">  DATE:</w:t>
+      </w:r>
+      <w:r>
+        <w:rPr>
+          <w:rFonts w:asciiTheme="majorBidi" w:hAnsiTheme="majorBidi" w:cstheme="majorBidi"/>
+          <w:bCs/>
+          <w:sz w:val="20"/>
+          <w:szCs w:val="20"/>
+          <w:u w:val="single"/>
+        </w:rPr>
+        <w:t xml:space="preserve">                            </w:t>
+      </w:r>
+      <w:r>
+        <w:rPr>
+          <w:rFonts w:asciiTheme="majorBidi" w:hAnsiTheme="majorBidi" w:cstheme="majorBidi"/>
+          <w:bCs/>
+          <w:sz w:val="20"/>
+          <w:szCs w:val="20"/>
+          <w:u w:val="single"/>
+        </w:rPr>
+        <w:tab/>
+      </w:r>
+    </w:p>
+    <w:p>
+      <w:pPr>
+        <w:spacing w:before="157"/>
+        <w:ind w:left="2726"/>
+        <w:rPr>
+          <w:rFonts w:ascii="Arial"/>
+          <w:b/>
+          <w:sz w:val="17"/>
+          <w:u w:val="single"/>
+        </w:rPr>
+      </w:pPr>
+      <w:r>
+        <w:rPr>
+          <w:rFonts w:ascii="Arial"/>
+          <w:b/>
+          <w:sz w:val="17"/>
+          <w:u w:val="single"/>
+        </w:rPr>
+        <w:t>{{SELLER_SIGNATURE_2}}</w:t>
+      </w:r>
+    </w:p>
+    <w:p>
+      <w:pPr>
+        <w:ind w:left="360"/>
+        <w:rPr>
+          <w:rFonts w:ascii="Arial"/>
+          <w:b/>
+          <w:sz w:val="17"/>
+          <w:u w:val="single"/>
+        </w:rPr>
+      </w:pPr>
     </w:p>
     <w:sectPr>
       <w:pgSz w:w="12240" w:h="15840"/>
@@ -6159,7 +6092,7 @@
 </file>
 
 <file path=word/endnotes.xml><?xml version="1.0" encoding="utf-8"?>
-<w:endnotes xmlns:wpc="http://schemas.microsoft.com/office/word/2010/wordprocessingCanvas" xmlns:cx="http://schemas.microsoft.com/office/drawing/2014/chartex" xmlns:cx1="http://schemas.microsoft.com/office/drawing/2015/9/8/chartex" xmlns:cx2="http://schemas.microsoft.com/office/drawing/2015/10/21/chartex" xmlns:cx3="http://schemas.microsoft.com/office/drawing/2016/5/9/chartex" xmlns:cx4="http://schemas.microsoft.com/office/drawing/2016/5/10/chartex" xmlns:cx5="http://schemas.microsoft.com/office/drawing/2016/5/11/chartex" xmlns:cx6="http://schemas.microsoft.com/office/drawing/2016/5/12/chartex" xmlns:cx7="http://schemas.microsoft.com/office/drawing/2016/5/13/chartex" xmlns:cx8="http://schemas.microsoft.com/office/drawing/2016/5/14/chartex" xmlns:mc="http://schemas.openxmlformats.org/markup-compatibility/2006" xmlns:m="http://schemas.openxmlformats.org/officeDocument/2006/math" xmlns:aink="http://schemas.microsoft.com/office/drawing/2016/ink" xmlns:am3d="http://schemas.microsoft.com/office/drawing/2017/model3d" xmlns:oel="http://schemas.microsoft.com/office/2019/extlst" xmlns:r="http://schemas.openxmlformats.org/officeDocument/2006/relationships" xmlns:wp14="http://schemas.microsoft.com/office/word/2010/wordprocessingDrawing" xmlns:wp="http://schemas.openxmlformats.org/drawingml/2006/wordprocessingDrawing" xmlns:wpg="http://schemas.microsoft.com/office/word/2010/wordprocessingGroup" xmlns:wpi="http://schemas.microsoft.com/office/word/2010/wordprocessingInk" xmlns:wps="http://schemas.microsoft.com/office/word/2010/wordprocessingShape" xmlns:o="urn:schemas-microsoft-com:office:office" xmlns:v="urn:schemas-microsoft-com:vml" xmlns:w10="urn:schemas-microsoft-com:office:word" xmlns:w="http://schemas.openxmlformats.org/wordprocessingml/2006/main" xmlns:w14="http://schemas.microsoft.com/office/word/2010/wordml" xmlns:w15="http://schemas.microsoft.com/office/word/2012/wordml" xmlns:w16cei="http://schemas.microsoft.com/office/word/2026/wordml/cei" xmlns:w16cex="http://schemas.microsoft.com/office/word/2018/wordml/cex" xmlns:w16cid="http://schemas.microsoft.com/office/word/2016/wordml/cid" xmlns:w16="http://schemas.microsoft.com/office/word/2018/wordml" xmlns:w16sdtdh="http://schemas.microsoft.com/office/word/2020/wordml/sdtdatahash" xmlns:w16sdtfl="http://schemas.microsoft.com/office/word/2024/wordml/sdtformatlock" xmlns:w16se="http://schemas.microsoft.com/office/word/2015/wordml/symex" xmlns:w16du="http://schemas.microsoft.com/office/word/2023/wordml/word16du" xmlns:wne="http://schemas.microsoft.com/office/word/2006/wordml" mc:Ignorable="w14 w15 w16se w16cid w16 w16cex w16sdtdh w16sdtfl w16du wp14">
+<w:endnotes xmlns:wpc="http://schemas.microsoft.com/office/word/2010/wordprocessingCanvas" xmlns:cx="http://schemas.microsoft.com/office/drawing/2014/chartex" xmlns:cx1="http://schemas.microsoft.com/office/drawing/2015/9/8/chartex" xmlns:cx2="http://schemas.microsoft.com/office/drawing/2015/10/21/chartex" xmlns:cx3="http://schemas.microsoft.com/office/drawing/2016/5/9/chartex" xmlns:cx4="http://schemas.microsoft.com/office/drawing/2016/5/10/chartex" xmlns:cx5="http://schemas.microsoft.com/office/drawing/2016/5/11/chartex" xmlns:cx6="http://schemas.microsoft.com/office/drawing/2016/5/12/chartex" xmlns:cx7="http://schemas.microsoft.com/office/drawing/2016/5/13/chartex" xmlns:cx8="http://schemas.microsoft.com/office/drawing/2016/5/14/chartex" xmlns:mc="http://schemas.openxmlformats.org/markup-compatibility/2006" xmlns:m="http://schemas.openxmlformats.org/officeDocument/2006/math" xmlns:aink="http://schemas.microsoft.com/office/drawing/2016/ink" xmlns:am3d="http://schemas.microsoft.com/office/drawing/2017/model3d" xmlns:oel="http://schemas.microsoft.com/office/2019/extlst" xmlns:r="http://schemas.openxmlformats.org/officeDocument/2006/relationships" xmlns:wp14="http://schemas.microsoft.com/office/word/2010/wordprocessingDrawing" xmlns:wp="http://schemas.openxmlformats.org/drawingml/2006/wordprocessingDrawing" xmlns:wpg="http://schemas.microsoft.com/office/word/2010/wordprocessingGroup" xmlns:wpi="http://schemas.microsoft.com/office/word/2010/wordprocessingInk" xmlns:wps="http://schemas.microsoft.com/office/word/2010/wordprocessingShape" xmlns:o="urn:schemas-microsoft-com:office:office" xmlns:v="urn:schemas-microsoft-com:vml" xmlns:w10="urn:schemas-microsoft-com:office:word" xmlns:w="http://schemas.openxmlformats.org/wordprocessingml/2006/main" xmlns:w14="http://schemas.microsoft.com/office/word/2010/wordml" xmlns:w15="http://schemas.microsoft.com/office/word/2012/wordml" xmlns:w16cex="http://schemas.microsoft.com/office/word/2018/wordml/cex" xmlns:w16cid="http://schemas.microsoft.com/office/word/2016/wordml/cid" xmlns:w16="http://schemas.microsoft.com/office/word/2018/wordml" xmlns:w16sdtdh="http://schemas.microsoft.com/office/word/2020/wordml/sdtdatahash" xmlns:w16sdtfl="http://schemas.microsoft.com/office/word/2024/wordml/sdtformatlock" xmlns:w16se="http://schemas.microsoft.com/office/word/2015/wordml/symex" xmlns:w16du="http://schemas.microsoft.com/office/word/2023/wordml/word16du" xmlns:wne="http://schemas.microsoft.com/office/word/2006/wordml" mc:Ignorable="w14 w15 w16se w16cid w16 w16cex w16sdtdh w16sdtfl w16du wp14">
   <w:endnote w:type="separator" w:id="-1">
     <w:p>
       <w:r>
@@ -6178,7 +6111,7 @@
 </file>
 
 <file path=word/footer1.xml><?xml version="1.0" encoding="utf-8"?>
-<w:ftr xmlns:wpc="http://schemas.microsoft.com/office/word/2010/wordprocessingCanvas" xmlns:cx="http://schemas.microsoft.com/office/drawing/2014/chartex" xmlns:cx1="http://schemas.microsoft.com/office/drawing/2015/9/8/chartex" xmlns:cx2="http://schemas.microsoft.com/office/drawing/2015/10/21/chartex" xmlns:cx3="http://schemas.microsoft.com/office/drawing/2016/5/9/chartex" xmlns:cx4="http://schemas.microsoft.com/office/drawing/2016/5/10/chartex" xmlns:cx5="http://schemas.microsoft.com/office/drawing/2016/5/11/chartex" xmlns:cx6="http://schemas.microsoft.com/office/drawing/2016/5/12/chartex" xmlns:cx7="http://schemas.microsoft.com/office/drawing/2016/5/13/chartex" xmlns:cx8="http://schemas.microsoft.com/office/drawing/2016/5/14/chartex" xmlns:mc="http://schemas.openxmlformats.org/markup-compatibility/2006" xmlns:m="http://schemas.openxmlformats.org/officeDocument/2006/math" xmlns:aink="http://schemas.microsoft.com/office/drawing/2016/ink" xmlns:am3d="http://schemas.microsoft.com/office/drawing/2017/model3d" xmlns:oel="http://schemas.microsoft.com/office/2019/extlst" xmlns:r="http://schemas.openxmlformats.org/officeDocument/2006/relationships" xmlns:wp14="http://schemas.microsoft.com/office/word/2010/wordprocessingDrawing" xmlns:wp="http://schemas.openxmlformats.org/drawingml/2006/wordprocessingDrawing" xmlns:wpg="http://schemas.microsoft.com/office/word/2010/wordprocessingGroup" xmlns:wpi="http://schemas.microsoft.com/office/word/2010/wordprocessingInk" xmlns:wps="http://schemas.microsoft.com/office/word/2010/wordprocessingShape" xmlns:o="urn:schemas-microsoft-com:office:office" xmlns:v="urn:schemas-microsoft-com:vml" xmlns:w10="urn:schemas-microsoft-com:office:word" xmlns:w="http://schemas.openxmlformats.org/wordprocessingml/2006/main" xmlns:w14="http://schemas.microsoft.com/office/word/2010/wordml" xmlns:w15="http://schemas.microsoft.com/office/word/2012/wordml" xmlns:w16cei="http://schemas.microsoft.com/office/word/2026/wordml/cei" xmlns:w16cex="http://schemas.microsoft.com/office/word/2018/wordml/cex" xmlns:w16cid="http://schemas.microsoft.com/office/word/2016/wordml/cid" xmlns:w16="http://schemas.microsoft.com/office/word/2018/wordml" xmlns:w16sdtdh="http://schemas.microsoft.com/office/word/2020/wordml/sdtdatahash" xmlns:w16sdtfl="http://schemas.microsoft.com/office/word/2024/wordml/sdtformatlock" xmlns:w16se="http://schemas.microsoft.com/office/word/2015/wordml/symex" xmlns:w16du="http://schemas.microsoft.com/office/word/2023/wordml/word16du" xmlns:wne="http://schemas.microsoft.com/office/word/2006/wordml" mc:Ignorable="w14 w15 w16se w16cid w16 w16cex w16sdtdh w16sdtfl w16du wp14">
+<w:ftr xmlns:wpc="http://schemas.microsoft.com/office/word/2010/wordprocessingCanvas" xmlns:cx="http://schemas.microsoft.com/office/drawing/2014/chartex" xmlns:cx1="http://schemas.microsoft.com/office/drawing/2015/9/8/chartex" xmlns:cx2="http://schemas.microsoft.com/office/drawing/2015/10/21/chartex" xmlns:cx3="http://schemas.microsoft.com/office/drawing/2016/5/9/chartex" xmlns:cx4="http://schemas.microsoft.com/office/drawing/2016/5/10/chartex" xmlns:cx5="http://schemas.microsoft.com/office/drawing/2016/5/11/chartex" xmlns:cx6="http://schemas.microsoft.com/office/drawing/2016/5/12/chartex" xmlns:cx7="http://schemas.microsoft.com/office/drawing/2016/5/13/chartex" xmlns:cx8="http://schemas.microsoft.com/office/drawing/2016/5/14/chartex" xmlns:mc="http://schemas.openxmlformats.org/markup-compatibility/2006" xmlns:m="http://schemas.openxmlformats.org/officeDocument/2006/math" xmlns:aink="http://schemas.microsoft.com/office/drawing/2016/ink" xmlns:am3d="http://schemas.microsoft.com/office/drawing/2017/model3d" xmlns:oel="http://schemas.microsoft.com/office/2019/extlst" xmlns:r="http://schemas.openxmlformats.org/officeDocument/2006/relationships" xmlns:wp14="http://schemas.microsoft.com/office/word/2010/wordprocessingDrawing" xmlns:wp="http://schemas.openxmlformats.org/drawingml/2006/wordprocessingDrawing" xmlns:wpg="http://schemas.microsoft.com/office/word/2010/wordprocessingGroup" xmlns:wpi="http://schemas.microsoft.com/office/word/2010/wordprocessingInk" xmlns:wps="http://schemas.microsoft.com/office/word/2010/wordprocessingShape" xmlns:o="urn:schemas-microsoft-com:office:office" xmlns:v="urn:schemas-microsoft-com:vml" xmlns:w10="urn:schemas-microsoft-com:office:word" xmlns:w="http://schemas.openxmlformats.org/wordprocessingml/2006/main" xmlns:w14="http://schemas.microsoft.com/office/word/2010/wordml" xmlns:w15="http://schemas.microsoft.com/office/word/2012/wordml" xmlns:w16cex="http://schemas.microsoft.com/office/word/2018/wordml/cex" xmlns:w16cid="http://schemas.microsoft.com/office/word/2016/wordml/cid" xmlns:w16="http://schemas.microsoft.com/office/word/2018/wordml" xmlns:w16sdtdh="http://schemas.microsoft.com/office/word/2020/wordml/sdtdatahash" xmlns:w16sdtfl="http://schemas.microsoft.com/office/word/2024/wordml/sdtformatlock" xmlns:w16se="http://schemas.microsoft.com/office/word/2015/wordml/symex" xmlns:w16du="http://schemas.microsoft.com/office/word/2023/wordml/word16du" xmlns:wne="http://schemas.microsoft.com/office/word/2006/wordml" mc:Ignorable="w14 w15 w16se w16cid w16 w16cex w16sdtdh w16sdtfl w16du wp14">
   <w:p>
     <w:pPr>
       <w:pStyle w:val="BodyText"/>
@@ -6986,7 +6919,7 @@
 </file>
 
 <file path=word/footnotes.xml><?xml version="1.0" encoding="utf-8"?>
-<w:footnotes xmlns:wpc="http://schemas.microsoft.com/office/word/2010/wordprocessingCanvas" xmlns:cx="http://schemas.microsoft.com/office/drawing/2014/chartex" xmlns:cx1="http://schemas.microsoft.com/office/drawing/2015/9/8/chartex" xmlns:cx2="http://schemas.microsoft.com/office/drawing/2015/10/21/chartex" xmlns:cx3="http://schemas.microsoft.com/office/drawing/2016/5/9/chartex" xmlns:cx4="http://schemas.microsoft.com/office/drawing/2016/5/10/chartex" xmlns:cx5="http://schemas.microsoft.com/office/drawing/2016/5/11/chartex" xmlns:cx6="http://schemas.microsoft.com/office/drawing/2016/5/12/chartex" xmlns:cx7="http://schemas.microsoft.com/office/drawing/2016/5/13/chartex" xmlns:cx8="http://schemas.microsoft.com/office/drawing/2016/5/14/chartex" xmlns:mc="http://schemas.openxmlformats.org/markup-compatibility/2006" xmlns:m="http://schemas.openxmlformats.org/officeDocument/2006/math" xmlns:aink="http://schemas.microsoft.com/office/drawing/2016/ink" xmlns:am3d="http://schemas.microsoft.com/office/drawing/2017/model3d" xmlns:oel="http://schemas.microsoft.com/office/2019/extlst" xmlns:r="http://schemas.openxmlformats.org/officeDocument/2006/relationships" xmlns:wp14="http://schemas.microsoft.com/office/word/2010/wordprocessingDrawing" xmlns:wp="http://schemas.openxmlformats.org/drawingml/2006/wordprocessingDrawing" xmlns:wpg="http://schemas.microsoft.com/office/word/2010/wordprocessingGroup" xmlns:wpi="http://schemas.microsoft.com/office/word/2010/wordprocessingInk" xmlns:wps="http://schemas.microsoft.com/office/word/2010/wordprocessingShape" xmlns:o="urn:schemas-microsoft-com:office:office" xmlns:v="urn:schemas-microsoft-com:vml" xmlns:w10="urn:schemas-microsoft-com:office:word" xmlns:w="http://schemas.openxmlformats.org/wordprocessingml/2006/main" xmlns:w14="http://schemas.microsoft.com/office/word/2010/wordml" xmlns:w15="http://schemas.microsoft.com/office/word/2012/wordml" xmlns:w16cei="http://schemas.microsoft.com/office/word/2026/wordml/cei" xmlns:w16cex="http://schemas.microsoft.com/office/word/2018/wordml/cex" xmlns:w16cid="http://schemas.microsoft.com/office/word/2016/wordml/cid" xmlns:w16="http://schemas.microsoft.com/office/word/2018/wordml" xmlns:w16sdtdh="http://schemas.microsoft.com/office/word/2020/wordml/sdtdatahash" xmlns:w16sdtfl="http://schemas.microsoft.com/office/word/2024/wordml/sdtformatlock" xmlns:w16se="http://schemas.microsoft.com/office/word/2015/wordml/symex" xmlns:w16du="http://schemas.microsoft.com/office/word/2023/wordml/word16du" xmlns:wne="http://schemas.microsoft.com/office/word/2006/wordml" mc:Ignorable="w14 w15 w16se w16cid w16 w16cex w16sdtdh w16sdtfl w16du wp14">
+<w:footnotes xmlns:wpc="http://schemas.microsoft.com/office/word/2010/wordprocessingCanvas" xmlns:cx="http://schemas.microsoft.com/office/drawing/2014/chartex" xmlns:cx1="http://schemas.microsoft.com/office/drawing/2015/9/8/chartex" xmlns:cx2="http://schemas.microsoft.com/office/drawing/2015/10/21/chartex" xmlns:cx3="http://schemas.microsoft.com/office/drawing/2016/5/9/chartex" xmlns:cx4="http://schemas.microsoft.com/office/drawing/2016/5/10/chartex" xmlns:cx5="http://schemas.microsoft.com/office/drawing/2016/5/11/chartex" xmlns:cx6="http://schemas.microsoft.com/office/drawing/2016/5/12/chartex" xmlns:cx7="http://schemas.microsoft.com/office/drawing/2016/5/13/chartex" xmlns:cx8="http://schemas.microsoft.com/office/drawing/2016/5/14/chartex" xmlns:mc="http://schemas.openxmlformats.org/markup-compatibility/2006" xmlns:m="http://schemas.openxmlformats.org/officeDocument/2006/math" xmlns:aink="http://schemas.microsoft.com/office/drawing/2016/ink" xmlns:am3d="http://schemas.microsoft.com/office/drawing/2017/model3d" xmlns:oel="http://schemas.microsoft.com/office/2019/extlst" xmlns:r="http://schemas.openxmlformats.org/officeDocument/2006/relationships" xmlns:wp14="http://schemas.microsoft.com/office/word/2010/wordprocessingDrawing" xmlns:wp="http://schemas.openxmlformats.org/drawingml/2006/wordprocessingDrawing" xmlns:wpg="http://schemas.microsoft.com/office/word/2010/wordprocessingGroup" xmlns:wpi="http://schemas.microsoft.com/office/word/2010/wordprocessingInk" xmlns:wps="http://schemas.microsoft.com/office/word/2010/wordprocessingShape" xmlns:o="urn:schemas-microsoft-com:office:office" xmlns:v="urn:schemas-microsoft-com:vml" xmlns:w10="urn:schemas-microsoft-com:office:word" xmlns:w="http://schemas.openxmlformats.org/wordprocessingml/2006/main" xmlns:w14="http://schemas.microsoft.com/office/word/2010/wordml" xmlns:w15="http://schemas.microsoft.com/office/word/2012/wordml" xmlns:w16cex="http://schemas.microsoft.com/office/word/2018/wordml/cex" xmlns:w16cid="http://schemas.microsoft.com/office/word/2016/wordml/cid" xmlns:w16="http://schemas.microsoft.com/office/word/2018/wordml" xmlns:w16sdtdh="http://schemas.microsoft.com/office/word/2020/wordml/sdtdatahash" xmlns:w16sdtfl="http://schemas.microsoft.com/office/word/2024/wordml/sdtformatlock" xmlns:w16se="http://schemas.microsoft.com/office/word/2015/wordml/symex" xmlns:w16du="http://schemas.microsoft.com/office/word/2023/wordml/word16du" xmlns:wne="http://schemas.microsoft.com/office/word/2006/wordml" mc:Ignorable="w14 w15 w16se w16cid w16 w16cex w16sdtdh w16sdtfl w16du wp14">
   <w:footnote w:type="separator" w:id="-1">
     <w:p>
       <w:r>
@@ -7005,7 +6938,7 @@
 </file>
 
 <file path=word/numbering.xml><?xml version="1.0" encoding="utf-8"?>
-<w:numbering xmlns:wpc="http://schemas.microsoft.com/office/word/2010/wordprocessingCanvas" xmlns:cx="http://schemas.microsoft.com/office/drawing/2014/chartex" xmlns:cx1="http://schemas.microsoft.com/office/drawing/2015/9/8/chartex" xmlns:cx2="http://schemas.microsoft.com/office/drawing/2015/10/21/chartex" xmlns:cx3="http://schemas.microsoft.com/office/drawing/2016/5/9/chartex" xmlns:cx4="http://schemas.microsoft.com/office/drawing/2016/5/10/chartex" xmlns:cx5="http://schemas.microsoft.com/office/drawing/2016/5/11/chartex" xmlns:cx6="http://schemas.microsoft.com/office/drawing/2016/5/12/chartex" xmlns:cx7="http://schemas.microsoft.com/office/drawing/2016/5/13/chartex" xmlns:cx8="http://schemas.microsoft.com/office/drawing/2016/5/14/chartex" xmlns:mc="http://schemas.openxmlformats.org/markup-compatibility/2006" xmlns:m="http://schemas.openxmlformats.org/officeDocument/2006/math" xmlns:aink="http://schemas.microsoft.com/office/drawing/2016/ink" xmlns:am3d="http://schemas.microsoft.com/office/drawing/2017/model3d" xmlns:oel="http://schemas.microsoft.com/office/2019/extlst" xmlns:r="http://schemas.openxmlformats.org/officeDocument/2006/relationships" xmlns:wp14="http://schemas.microsoft.com/office/word/2010/wordprocessingDrawing" xmlns:wp="http://schemas.openxmlformats.org/drawingml/2006/wordprocessingDrawing" xmlns:wpg="http://schemas.microsoft.com/office/word/2010/wordprocessingGroup" xmlns:wpi="http://schemas.microsoft.com/office/word/2010/wordprocessingInk" xmlns:wps="http://schemas.microsoft.com/office/word/2010/wordprocessingShape" xmlns:o="urn:schemas-microsoft-com:office:office" xmlns:v="urn:schemas-microsoft-com:vml" xmlns:w10="urn:schemas-microsoft-com:office:word" xmlns:w="http://schemas.openxmlformats.org/wordprocessingml/2006/main" xmlns:w14="http://schemas.microsoft.com/office/word/2010/wordml" xmlns:w15="http://schemas.microsoft.com/office/word/2012/wordml" xmlns:w16cei="http://schemas.microsoft.com/office/word/2026/wordml/cei" xmlns:w16cex="http://schemas.microsoft.com/office/word/2018/wordml/cex" xmlns:w16cid="http://schemas.microsoft.com/office/word/2016/wordml/cid" xmlns:w16="http://schemas.microsoft.com/office/word/2018/wordml" xmlns:w16sdtdh="http://schemas.microsoft.com/office/word/2020/wordml/sdtdatahash" xmlns:w16sdtfl="http://schemas.microsoft.com/office/word/2024/wordml/sdtformatlock" xmlns:w16se="http://schemas.microsoft.com/office/word/2015/wordml/symex" xmlns:w16du="http://schemas.microsoft.com/office/word/2023/wordml/word16du" xmlns:wne="http://schemas.microsoft.com/office/word/2006/wordml" mc:Ignorable="w14 w15 w16se w16cid w16 w16cex w16sdtdh w16sdtfl w16du wp14">
+<w:numbering xmlns:wpc="http://schemas.microsoft.com/office/word/2010/wordprocessingCanvas" xmlns:cx="http://schemas.microsoft.com/office/drawing/2014/chartex" xmlns:cx1="http://schemas.microsoft.com/office/drawing/2015/9/8/chartex" xmlns:cx2="http://schemas.microsoft.com/office/drawing/2015/10/21/chartex" xmlns:cx3="http://schemas.microsoft.com/office/drawing/2016/5/9/chartex" xmlns:cx4="http://schemas.microsoft.com/office/drawing/2016/5/10/chartex" xmlns:cx5="http://schemas.microsoft.com/office/drawing/2016/5/11/chartex" xmlns:cx6="http://schemas.microsoft.com/office/drawing/2016/5/12/chartex" xmlns:cx7="http://schemas.microsoft.com/office/drawing/2016/5/13/chartex" xmlns:cx8="http://schemas.microsoft.com/office/drawing/2016/5/14/chartex" xmlns:mc="http://schemas.openxmlformats.org/markup-compatibility/2006" xmlns:m="http://schemas.openxmlformats.org/officeDocument/2006/math" xmlns:aink="http://schemas.microsoft.com/office/drawing/2016/ink" xmlns:am3d="http://schemas.microsoft.com/office/drawing/2017/model3d" xmlns:oel="http://schemas.microsoft.com/office/2019/extlst" xmlns:r="http://schemas.openxmlformats.org/officeDocument/2006/relationships" xmlns:wp14="http://schemas.microsoft.com/office/word/2010/wordprocessingDrawing" xmlns:wp="http://schemas.openxmlformats.org/drawingml/2006/wordprocessingDrawing" xmlns:wpg="http://schemas.microsoft.com/office/word/2010/wordprocessingGroup" xmlns:wpi="http://schemas.microsoft.com/office/word/2010/wordprocessingInk" xmlns:wps="http://schemas.microsoft.com/office/word/2010/wordprocessingShape" xmlns:o="urn:schemas-microsoft-com:office:office" xmlns:v="urn:schemas-microsoft-com:vml" xmlns:w10="urn:schemas-microsoft-com:office:word" xmlns:w="http://schemas.openxmlformats.org/wordprocessingml/2006/main" xmlns:w14="http://schemas.microsoft.com/office/word/2010/wordml" xmlns:w15="http://schemas.microsoft.com/office/word/2012/wordml" xmlns:w16cex="http://schemas.microsoft.com/office/word/2018/wordml/cex" xmlns:w16cid="http://schemas.microsoft.com/office/word/2016/wordml/cid" xmlns:w16="http://schemas.microsoft.com/office/word/2018/wordml" xmlns:w16sdtdh="http://schemas.microsoft.com/office/word/2020/wordml/sdtdatahash" xmlns:w16sdtfl="http://schemas.microsoft.com/office/word/2024/wordml/sdtformatlock" xmlns:w16se="http://schemas.microsoft.com/office/word/2015/wordml/symex" xmlns:w16du="http://schemas.microsoft.com/office/word/2023/wordml/word16du" xmlns:wne="http://schemas.microsoft.com/office/word/2006/wordml" mc:Ignorable="w14 w15 w16se w16cid w16 w16cex w16sdtdh w16sdtfl w16du wp14">
   <w:abstractNum w:abstractNumId="0" w15:restartNumberingAfterBreak="0">
     <w:nsid w:val="7C594220"/>
     <w:multiLevelType w:val="hybridMultilevel"/>
@@ -7608,6 +7541,7 @@
   <w:style w:type="paragraph" w:styleId="BodyText">
     <w:name w:val="Body Text"/>
     <w:basedOn w:val="Normal"/>
+    <w:link w:val="BodyTextChar"/>
     <w:uiPriority w:val="1"/>
     <w:qFormat/>
     <w:rPr>
@@ -7630,6 +7564,18 @@
     <w:basedOn w:val="Normal"/>
     <w:uiPriority w:val="1"/>
     <w:qFormat/>
+  </w:style>
+  <w:style w:type="character" w:customStyle="1" w:styleId="BodyTextChar">
+    <w:name w:val="Body Text Char"/>
+    <w:basedOn w:val="DefaultParagraphFont"/>
+    <w:link w:val="BodyText"/>
+    <w:uiPriority w:val="1"/>
+    <w:rsid w:val="00B471A2"/>
+    <w:rPr>
+      <w:rFonts w:ascii="Times New Roman" w:eastAsia="Times New Roman" w:hAnsi="Times New Roman" w:cs="Times New Roman"/>
+      <w:sz w:val="20"/>
+      <w:szCs w:val="20"/>
+    </w:rPr>
   </w:style>
 </w:styles>
 </file>
